--- a/assets/CPD_Plan.docx
+++ b/assets/CPD_Plan.docx
@@ -1,9 +1,10 @@
 
 <file path=word/document.xml><?xml version="1.0" encoding="utf-8"?>
-<w:document xmlns:wpc="http://schemas.microsoft.com/office/word/2010/wordprocessingCanvas" xmlns:cx="http://schemas.microsoft.com/office/drawing/2014/chartex" xmlns:cx1="http://schemas.microsoft.com/office/drawing/2015/9/8/chartex" xmlns:cx2="http://schemas.microsoft.com/office/drawing/2015/10/21/chartex" xmlns:cx3="http://schemas.microsoft.com/office/drawing/2016/5/9/chartex" xmlns:cx4="http://schemas.microsoft.com/office/drawing/2016/5/10/chartex" xmlns:cx5="http://schemas.microsoft.com/office/drawing/2016/5/11/chartex" xmlns:cx6="http://schemas.microsoft.com/office/drawing/2016/5/12/chartex" xmlns:cx7="http://schemas.microsoft.com/office/drawing/2016/5/13/chartex" xmlns:cx8="http://schemas.microsoft.com/office/drawing/2016/5/14/chartex" xmlns:mc="http://schemas.openxmlformats.org/markup-compatibility/2006" xmlns:aink="http://schemas.microsoft.com/office/drawing/2016/ink" xmlns:am3d="http://schemas.microsoft.com/office/drawing/2017/model3d" xmlns:o="urn:schemas-microsoft-com:office:office" xmlns:oel="http://schemas.microsoft.com/office/2019/extlst" xmlns:r="http://schemas.openxmlformats.org/officeDocument/2006/relationships" xmlns:m="http://schemas.openxmlformats.org/officeDocument/2006/math" xmlns:v="urn:schemas-microsoft-com:vml" xmlns:wp14="http://schemas.microsoft.com/office/word/2010/wordprocessingDrawing" xmlns:wp="http://schemas.openxmlformats.org/drawingml/2006/wordprocessingDrawing" xmlns:w10="urn:schemas-microsoft-com:office:word" xmlns:w="http://schemas.openxmlformats.org/wordprocessingml/2006/main" xmlns:w14="http://schemas.microsoft.com/office/word/2010/wordml" xmlns:w15="http://schemas.microsoft.com/office/word/2012/wordml" xmlns:w16cex="http://schemas.microsoft.com/office/word/2018/wordml/cex" xmlns:w16cid="http://schemas.microsoft.com/office/word/2016/wordml/cid" xmlns:w16="http://schemas.microsoft.com/office/word/2018/wordml" xmlns:w16du="http://schemas.microsoft.com/office/word/2023/wordml/word16du" xmlns:w16sdtdh="http://schemas.microsoft.com/office/word/2020/wordml/sdtdatahash" xmlns:w16sdtfl="http://schemas.microsoft.com/office/word/2024/wordml/sdtformatlock" xmlns:w16se="http://schemas.microsoft.com/office/word/2015/wordml/symex" xmlns:wpg="http://schemas.microsoft.com/office/word/2010/wordprocessingGroup" xmlns:wpi="http://schemas.microsoft.com/office/word/2010/wordprocessingInk" xmlns:wne="http://schemas.microsoft.com/office/word/2006/wordml" xmlns:wps="http://schemas.microsoft.com/office/word/2010/wordprocessingShape" mc:Ignorable="w14 w15 w16se w16cid w16 w16cex w16sdtdh w16sdtfl w16du wp14">
+<w:document xmlns:o="urn:schemas-microsoft-com:office:office" xmlns:r="http://schemas.openxmlformats.org/officeDocument/2006/relationships" xmlns:v="urn:schemas-microsoft-com:vml" xmlns:w="http://schemas.openxmlformats.org/wordprocessingml/2006/main" xmlns:w10="urn:schemas-microsoft-com:office:word" xmlns:wp="http://schemas.openxmlformats.org/drawingml/2006/wordprocessingDrawing" xmlns:wps="http://schemas.microsoft.com/office/word/2010/wordprocessingShape" xmlns:wpg="http://schemas.microsoft.com/office/word/2010/wordprocessingGroup" xmlns:mc="http://schemas.openxmlformats.org/markup-compatibility/2006" xmlns:wp14="http://schemas.microsoft.com/office/word/2010/wordprocessingDrawing" xmlns:w14="http://schemas.microsoft.com/office/word/2010/wordml" xmlns:w15="http://schemas.microsoft.com/office/word/2012/wordml" mc:Ignorable="w14 wp14 w15">
   <w:body>
     <w:p>
       <w:pPr>
+        <w:pStyle w:val="Normal"/>
         <w:rPr>
           <w:b/>
           <w:bCs/>
@@ -23,321 +24,342 @@
     </w:p>
     <w:p>
       <w:pPr>
+        <w:pStyle w:val="Normal"/>
         <w:rPr>
           <w:sz w:val="22"/>
           <w:szCs w:val="22"/>
         </w:rPr>
       </w:pPr>
       <w:r>
-        <w:rPr>
-          <w:sz w:val="22"/>
-          <w:szCs w:val="22"/>
-        </w:rPr>
-        <w:t xml:space="preserve">You need to complete this form and </w:t>
-      </w:r>
-      <w:r>
-        <w:rPr>
-          <w:sz w:val="22"/>
-          <w:szCs w:val="22"/>
-        </w:rPr>
-        <w:t>submit</w:t>
-      </w:r>
-      <w:r>
-        <w:rPr>
-          <w:sz w:val="22"/>
-          <w:szCs w:val="22"/>
-        </w:rPr>
-        <w:t xml:space="preserve"> it with your UK</w:t>
-      </w:r>
-      <w:r>
-        <w:rPr>
-          <w:sz w:val="22"/>
-          <w:szCs w:val="22"/>
-        </w:rPr>
-        <w:t>-</w:t>
-      </w:r>
-      <w:r>
-        <w:rPr>
-          <w:sz w:val="22"/>
-          <w:szCs w:val="22"/>
-        </w:rPr>
-        <w:t>SPEC Analysis and a link to your personal webpage.</w:t>
-      </w:r>
-    </w:p>
-    <w:p>
-      <w:r>
-        <w:t>Choose 3 Competencies you want to initially focus your development on.  Provide a justification as to why you have chosen each competency and a suggestion of what future activity you might do to develop it.  This could be through training, personal learning, taking on responsibilities, or other such activities (see the Engineering Council website for examples).</w:t>
+        <w:rPr/>
       </w:r>
     </w:p>
     <w:tbl>
       <w:tblPr>
         <w:tblStyle w:val="TableGrid"/>
-        <w:tblW w:w="0" w:type="auto"/>
-        <w:tblLook w:val="04A0" w:firstRow="1" w:lastRow="0" w:firstColumn="1" w:lastColumn="0" w:noHBand="0" w:noVBand="1"/>
+        <w:tblW w:w="9016" w:type="dxa"/>
+        <w:jc w:val="left"/>
+        <w:tblInd w:w="0" w:type="dxa"/>
+        <w:tblLayout w:type="fixed"/>
+        <w:tblCellMar>
+          <w:top w:w="0" w:type="dxa"/>
+          <w:left w:w="108" w:type="dxa"/>
+          <w:bottom w:w="0" w:type="dxa"/>
+          <w:right w:w="108" w:type="dxa"/>
+        </w:tblCellMar>
+        <w:tblLook w:val="04a0" w:noHBand="0" w:noVBand="1" w:firstColumn="1" w:lastRow="0" w:lastColumn="0" w:firstRow="1"/>
       </w:tblPr>
       <w:tblGrid>
         <w:gridCol w:w="9016"/>
       </w:tblGrid>
       <w:tr>
         <w:trPr>
-          <w:trHeight w:val="274"/>
+          <w:trHeight w:val="274" w:hRule="atLeast"/>
         </w:trPr>
         <w:tc>
           <w:tcPr>
             <w:tcW w:w="9016" w:type="dxa"/>
-            <w:tcMar/>
+            <w:tcBorders/>
           </w:tcPr>
           <w:p>
+            <w:pPr>
+              <w:pStyle w:val="Normal"/>
+              <w:widowControl/>
+              <w:spacing w:lineRule="auto" w:line="240" w:before="0" w:after="0"/>
+              <w:jc w:val="left"/>
+              <w:rPr>
+                <w:rFonts w:ascii="Aptos" w:hAnsi="Aptos" w:eastAsia="Aptos" w:cs=""/>
+                <w:kern w:val="2"/>
+                <w:sz w:val="24"/>
+                <w:szCs w:val="24"/>
+                <w:lang w:val="en-GB" w:eastAsia="en-US" w:bidi="ar-SA"/>
+              </w:rPr>
+            </w:pPr>
             <w:r>
               <w:rPr>
-                <w:b w:val="1"/>
-                <w:bCs w:val="1"/>
+                <w:rFonts w:eastAsia="Aptos" w:cs=""/>
+                <w:b/>
+                <w:bCs/>
+                <w:kern w:val="2"/>
+                <w:sz w:val="24"/>
+                <w:szCs w:val="24"/>
+                <w:lang w:val="en-GB" w:eastAsia="en-US" w:bidi="ar-SA"/>
               </w:rPr>
               <w:t xml:space="preserve">Competency 1: </w:t>
             </w:r>
             <w:r>
-              <w:rPr/>
-              <w:t xml:space="preserve">A2 </w:t>
-            </w:r>
-            <w:r>
-              <w:rPr/>
-              <w:t>-</w:t>
-            </w:r>
-            <w:r>
-              <w:rPr/>
-              <w:t xml:space="preserve"> Developing technological solutions to unusual or challenging problems</w:t>
+              <w:rPr>
+                <w:rFonts w:eastAsia="Aptos" w:cs=""/>
+                <w:kern w:val="2"/>
+                <w:sz w:val="24"/>
+                <w:szCs w:val="24"/>
+                <w:lang w:val="en-GB" w:eastAsia="en-US" w:bidi="ar-SA"/>
+              </w:rPr>
+              <w:t>A2 - Developing technological solutions to unusual or challenging problems</w:t>
             </w:r>
           </w:p>
         </w:tc>
       </w:tr>
       <w:tr>
+        <w:trPr/>
         <w:tc>
           <w:tcPr>
             <w:tcW w:w="9016" w:type="dxa"/>
-            <w:tcMar/>
+            <w:tcBorders/>
           </w:tcPr>
           <w:p>
             <w:pPr>
-              <w:rPr>
-                <w:b w:val="1"/>
-                <w:bCs w:val="1"/>
+              <w:pStyle w:val="Normal"/>
+              <w:widowControl/>
+              <w:spacing w:lineRule="auto" w:line="240" w:before="0" w:after="0"/>
+              <w:jc w:val="left"/>
+              <w:rPr>
+                <w:b/>
+                <w:bCs/>
               </w:rPr>
             </w:pPr>
             <w:r>
               <w:rPr>
-                <w:b w:val="1"/>
-                <w:bCs w:val="1"/>
+                <w:rFonts w:eastAsia="Aptos" w:cs=""/>
+                <w:b/>
+                <w:bCs/>
+                <w:kern w:val="2"/>
+                <w:sz w:val="24"/>
+                <w:szCs w:val="24"/>
+                <w:lang w:val="en-GB" w:eastAsia="en-US" w:bidi="ar-SA"/>
               </w:rPr>
               <w:t>Justification:</w:t>
             </w:r>
             <w:r>
-              <w:rPr/>
-              <w:t xml:space="preserve"> My MEng and MSc projects have involved tackling technically challenging problems across robotics, AI, and embedded systems, placing me at Working level. As I move into doctoral research, I will need to develop further towards Practitioner level </w:t>
-            </w:r>
-            <w:r>
-              <w:rPr/>
-              <w:t>-</w:t>
-            </w:r>
-            <w:r>
-              <w:rPr/>
-              <w:t xml:space="preserve"> independently framing and solving open research problems with no established solutions, under uncertainty and with significant technical risk.</w:t>
+              <w:rPr>
+                <w:rFonts w:eastAsia="Aptos" w:cs=""/>
+                <w:kern w:val="2"/>
+                <w:sz w:val="24"/>
+                <w:szCs w:val="24"/>
+                <w:lang w:val="en-GB" w:eastAsia="en-US" w:bidi="ar-SA"/>
+              </w:rPr>
+              <w:t xml:space="preserve"> My MEng and MSc projects have involved tackling technically challenging problems across robotics, AI, and embedded systems, placing me at Working level. As I move into doctoral research, I will need to develop further towards Practitioner level - independently framing and solving open research problems with no established solutions, under uncertainty and with significant technical risk.</w:t>
             </w:r>
           </w:p>
         </w:tc>
       </w:tr>
       <w:tr>
+        <w:trPr/>
         <w:tc>
           <w:tcPr>
             <w:tcW w:w="9016" w:type="dxa"/>
-            <w:tcMar/>
+            <w:tcBorders/>
           </w:tcPr>
           <w:p>
             <w:pPr>
-              <w:rPr>
-                <w:b w:val="1"/>
-                <w:bCs w:val="1"/>
+              <w:pStyle w:val="Normal"/>
+              <w:widowControl/>
+              <w:spacing w:lineRule="auto" w:line="240" w:before="0" w:after="0"/>
+              <w:jc w:val="left"/>
+              <w:rPr>
+                <w:b/>
+                <w:bCs/>
               </w:rPr>
             </w:pPr>
             <w:r>
               <w:rPr>
-                <w:b w:val="1"/>
-                <w:bCs w:val="1"/>
+                <w:rFonts w:eastAsia="Aptos" w:cs=""/>
+                <w:b/>
+                <w:bCs/>
+                <w:kern w:val="2"/>
+                <w:sz w:val="24"/>
+                <w:szCs w:val="24"/>
+                <w:lang w:val="en-GB" w:eastAsia="en-US" w:bidi="ar-SA"/>
               </w:rPr>
               <w:t>Potential Future Activity:</w:t>
             </w:r>
             <w:r>
-              <w:rPr/>
-              <w:t xml:space="preserve"> Engage with research literature beyond coursework</w:t>
-            </w:r>
-            <w:r>
-              <w:rPr/>
-              <w:t>-</w:t>
-            </w:r>
-            <w:r>
-              <w:rPr/>
-              <w:t>level knowledge and attend robotics conferences</w:t>
-            </w:r>
-            <w:r>
-              <w:rPr/>
-              <w:t xml:space="preserve"> and workshops</w:t>
-            </w:r>
-            <w:r>
-              <w:rPr/>
-              <w:t xml:space="preserve"> </w:t>
-            </w:r>
-            <w:r>
-              <w:rPr/>
-              <w:t>t</w:t>
-            </w:r>
-            <w:r>
-              <w:rPr/>
-              <w:t>o understand the state of the art. Through my PhD, progressively take on open research problems of increasing complexity to build independent research capability.</w:t>
+              <w:rPr>
+                <w:rFonts w:eastAsia="Aptos" w:cs=""/>
+                <w:kern w:val="2"/>
+                <w:sz w:val="24"/>
+                <w:szCs w:val="24"/>
+                <w:lang w:val="en-GB" w:eastAsia="en-US" w:bidi="ar-SA"/>
+              </w:rPr>
+              <w:t xml:space="preserve"> Engage with research literature beyond coursework-level knowledge and attend robotics conferences and workshops to understand the state of the art. Through my PhD, progressively take on open research problems of increasing complexity to build independent research capability.</w:t>
             </w:r>
           </w:p>
         </w:tc>
       </w:tr>
     </w:tbl>
-    <w:p/>
+    <w:p>
+      <w:pPr>
+        <w:pStyle w:val="Normal"/>
+        <w:rPr/>
+      </w:pPr>
+      <w:r>
+        <w:rPr/>
+      </w:r>
+    </w:p>
     <w:tbl>
       <w:tblPr>
         <w:tblStyle w:val="TableGrid"/>
-        <w:tblW w:w="0" w:type="auto"/>
-        <w:tblLook w:val="04A0" w:firstRow="1" w:lastRow="0" w:firstColumn="1" w:lastColumn="0" w:noHBand="0" w:noVBand="1"/>
+        <w:tblW w:w="9016" w:type="dxa"/>
+        <w:jc w:val="left"/>
+        <w:tblInd w:w="0" w:type="dxa"/>
+        <w:tblLayout w:type="fixed"/>
+        <w:tblCellMar>
+          <w:top w:w="0" w:type="dxa"/>
+          <w:left w:w="108" w:type="dxa"/>
+          <w:bottom w:w="0" w:type="dxa"/>
+          <w:right w:w="108" w:type="dxa"/>
+        </w:tblCellMar>
+        <w:tblLook w:val="04a0" w:noHBand="0" w:noVBand="1" w:firstColumn="1" w:lastRow="0" w:lastColumn="0" w:firstRow="1"/>
       </w:tblPr>
       <w:tblGrid>
         <w:gridCol w:w="9016"/>
       </w:tblGrid>
       <w:tr>
+        <w:trPr/>
         <w:tc>
           <w:tcPr>
             <w:tcW w:w="9016" w:type="dxa"/>
-            <w:tcMar/>
+            <w:tcBorders/>
           </w:tcPr>
           <w:p>
+            <w:pPr>
+              <w:pStyle w:val="Normal"/>
+              <w:widowControl/>
+              <w:spacing w:lineRule="auto" w:line="240" w:before="0" w:after="0"/>
+              <w:jc w:val="left"/>
+              <w:rPr>
+                <w:rFonts w:ascii="Aptos" w:hAnsi="Aptos" w:eastAsia="Aptos" w:cs=""/>
+                <w:kern w:val="2"/>
+                <w:sz w:val="24"/>
+                <w:szCs w:val="24"/>
+                <w:lang w:val="en-GB" w:eastAsia="en-US" w:bidi="ar-SA"/>
+              </w:rPr>
+            </w:pPr>
             <w:r>
               <w:rPr>
-                <w:b w:val="1"/>
-                <w:bCs w:val="1"/>
+                <w:rFonts w:eastAsia="Aptos" w:cs=""/>
+                <w:b/>
+                <w:bCs/>
+                <w:kern w:val="2"/>
+                <w:sz w:val="24"/>
+                <w:szCs w:val="24"/>
+                <w:lang w:val="en-GB" w:eastAsia="en-US" w:bidi="ar-SA"/>
               </w:rPr>
               <w:t>Competency 2:</w:t>
             </w:r>
             <w:r>
-              <w:rPr/>
-              <w:t xml:space="preserve"> </w:t>
-            </w:r>
-            <w:r>
-              <w:rPr/>
-              <w:t xml:space="preserve">C3 </w:t>
-            </w:r>
-            <w:r>
-              <w:rPr/>
-              <w:t>-</w:t>
-            </w:r>
-            <w:r>
-              <w:rPr/>
-              <w:t xml:space="preserve"> Lead teams or technical specialisms and </w:t>
-            </w:r>
-            <w:r>
-              <w:rPr/>
-              <w:t>assist</w:t>
-            </w:r>
-            <w:r>
-              <w:rPr/>
-              <w:t xml:space="preserve"> others to meet changing technical and managerial needs</w:t>
+              <w:rPr>
+                <w:rFonts w:eastAsia="Aptos" w:cs=""/>
+                <w:kern w:val="2"/>
+                <w:sz w:val="24"/>
+                <w:szCs w:val="24"/>
+                <w:lang w:val="en-GB" w:eastAsia="en-US" w:bidi="ar-SA"/>
+              </w:rPr>
+              <w:t xml:space="preserve"> C3 - Lead teams or technical specialisms and assist others to meet changing technical and managerial needs</w:t>
             </w:r>
           </w:p>
         </w:tc>
       </w:tr>
       <w:tr>
+        <w:trPr/>
         <w:tc>
           <w:tcPr>
             <w:tcW w:w="9016" w:type="dxa"/>
-            <w:tcMar/>
+            <w:tcBorders/>
           </w:tcPr>
           <w:p>
             <w:pPr>
               <w:pStyle w:val="Normal"/>
-              <w:rPr>
-                <w:b w:val="1"/>
-                <w:bCs w:val="1"/>
+              <w:widowControl/>
+              <w:spacing w:lineRule="auto" w:line="240" w:before="0" w:after="0"/>
+              <w:jc w:val="left"/>
+              <w:rPr>
+                <w:b/>
+                <w:bCs/>
               </w:rPr>
             </w:pPr>
             <w:r>
               <w:rPr>
-                <w:b w:val="1"/>
-                <w:bCs w:val="1"/>
+                <w:rFonts w:eastAsia="Aptos" w:cs=""/>
+                <w:b/>
+                <w:bCs/>
+                <w:kern w:val="2"/>
+                <w:sz w:val="24"/>
+                <w:szCs w:val="24"/>
+                <w:lang w:val="en-GB" w:eastAsia="en-US" w:bidi="ar-SA"/>
               </w:rPr>
               <w:t>Justification:</w:t>
             </w:r>
             <w:r>
-              <w:rPr/>
+              <w:rPr>
+                <w:rFonts w:eastAsia="Aptos" w:cs=""/>
+                <w:kern w:val="2"/>
+                <w:sz w:val="24"/>
+                <w:szCs w:val="24"/>
+                <w:lang w:val="en-GB" w:eastAsia="en-US" w:bidi="ar-SA"/>
+              </w:rPr>
               <w:t xml:space="preserve"> </w:t>
             </w:r>
             <w:r>
               <w:rPr>
-                <w:rFonts w:ascii="Aptos" w:hAnsi="Aptos" w:eastAsia="Aptos" w:cs="Aptos"/>
-                <w:noProof w:val="0"/>
-                <w:sz w:val="24"/>
-                <w:szCs w:val="24"/>
-                <w:lang w:val="en-GB"/>
-              </w:rPr>
-              <w:t xml:space="preserve">My project experience has involved working in teams and contributing technically, but I have not yet had formal responsibility for leading a team or mentoring others. As I progress into a PhD and research environment, I will increasingly need to take on leadership roles </w:t>
-            </w:r>
-            <w:r>
-              <w:rPr>
-                <w:rFonts w:ascii="Aptos" w:hAnsi="Aptos" w:eastAsia="Aptos" w:cs="Aptos"/>
-                <w:noProof w:val="0"/>
-                <w:sz w:val="24"/>
-                <w:szCs w:val="24"/>
-                <w:lang w:val="en-GB"/>
-              </w:rPr>
-              <w:t>-</w:t>
-            </w:r>
-            <w:r>
-              <w:rPr>
-                <w:rFonts w:ascii="Aptos" w:hAnsi="Aptos" w:eastAsia="Aptos" w:cs="Aptos"/>
-                <w:noProof w:val="0"/>
-                <w:sz w:val="24"/>
-                <w:szCs w:val="24"/>
-                <w:lang w:val="en-GB"/>
-              </w:rPr>
-              <w:t xml:space="preserve"> whether coordinating with collaborators, supervising students, or leading technical work packages.</w:t>
+                <w:rFonts w:eastAsia="Aptos" w:cs="Aptos"/>
+                <w:kern w:val="2"/>
+                <w:sz w:val="24"/>
+                <w:szCs w:val="24"/>
+                <w:lang w:val="en-GB" w:eastAsia="en-US" w:bidi="ar-SA"/>
+              </w:rPr>
+              <w:t>My project experience has involved working in teams and contributing technically, but I have not yet had formal responsibility for leading a team or mentoring others. As I progress into a PhD and research environment, I will increasingly need to take on leadership roles - whether coordinating with collaborators, supervising students, or leading technical work packages.</w:t>
             </w:r>
           </w:p>
         </w:tc>
       </w:tr>
       <w:tr>
+        <w:trPr/>
         <w:tc>
           <w:tcPr>
             <w:tcW w:w="9016" w:type="dxa"/>
-            <w:tcMar/>
+            <w:tcBorders/>
           </w:tcPr>
           <w:p>
             <w:pPr>
               <w:pStyle w:val="Normal"/>
-              <w:rPr>
-                <w:b w:val="1"/>
-                <w:bCs w:val="1"/>
+              <w:widowControl/>
+              <w:spacing w:lineRule="auto" w:line="240" w:before="0" w:after="0"/>
+              <w:jc w:val="left"/>
+              <w:rPr>
+                <w:b/>
+                <w:bCs/>
               </w:rPr>
             </w:pPr>
             <w:r>
               <w:rPr>
-                <w:b w:val="1"/>
-                <w:bCs w:val="1"/>
+                <w:rFonts w:eastAsia="Aptos" w:cs=""/>
+                <w:b/>
+                <w:bCs/>
+                <w:kern w:val="2"/>
+                <w:sz w:val="24"/>
+                <w:szCs w:val="24"/>
+                <w:lang w:val="en-GB" w:eastAsia="en-US" w:bidi="ar-SA"/>
               </w:rPr>
               <w:t>Potential Future Activity:</w:t>
             </w:r>
             <w:r>
-              <w:rPr/>
+              <w:rPr>
+                <w:rFonts w:eastAsia="Aptos" w:cs=""/>
+                <w:kern w:val="2"/>
+                <w:sz w:val="24"/>
+                <w:szCs w:val="24"/>
+                <w:lang w:val="en-GB" w:eastAsia="en-US" w:bidi="ar-SA"/>
+              </w:rPr>
               <w:t xml:space="preserve"> </w:t>
             </w:r>
             <w:r>
               <w:rPr>
-                <w:rFonts w:ascii="Aptos" w:hAnsi="Aptos" w:eastAsia="Aptos" w:cs="Aptos"/>
-                <w:noProof w:val="0"/>
-                <w:sz w:val="24"/>
-                <w:szCs w:val="24"/>
-                <w:lang w:val="en-GB"/>
+                <w:rFonts w:eastAsia="Aptos" w:cs="Aptos"/>
+                <w:kern w:val="2"/>
+                <w:sz w:val="24"/>
+                <w:szCs w:val="24"/>
+                <w:lang w:val="en-GB" w:eastAsia="en-US" w:bidi="ar-SA"/>
               </w:rPr>
               <w:t>Take on leadership responsibilities within my PhD research group, such as coordinating collaborative work or mentoring newer students. Seek out opportunities through the CDT to develop leadership and supervision skills, and engage with any relevant training offered by the university.</w:t>
             </w:r>
@@ -345,191 +367,216 @@
         </w:tc>
       </w:tr>
     </w:tbl>
-    <w:p/>
-    <w:p/>
-    <w:p/>
+    <w:p>
+      <w:pPr>
+        <w:pStyle w:val="Normal"/>
+        <w:rPr/>
+      </w:pPr>
+      <w:r>
+        <w:rPr/>
+      </w:r>
+    </w:p>
+    <w:p>
+      <w:pPr>
+        <w:pStyle w:val="Normal"/>
+        <w:rPr/>
+      </w:pPr>
+      <w:r>
+        <w:rPr/>
+      </w:r>
+    </w:p>
+    <w:p>
+      <w:pPr>
+        <w:pStyle w:val="Normal"/>
+        <w:rPr/>
+      </w:pPr>
+      <w:r>
+        <w:rPr/>
+      </w:r>
+    </w:p>
     <w:tbl>
       <w:tblPr>
         <w:tblStyle w:val="TableGrid"/>
-        <w:tblW w:w="0" w:type="auto"/>
-        <w:tblLook w:val="04A0" w:firstRow="1" w:lastRow="0" w:firstColumn="1" w:lastColumn="0" w:noHBand="0" w:noVBand="1"/>
+        <w:tblW w:w="9016" w:type="dxa"/>
+        <w:jc w:val="left"/>
+        <w:tblInd w:w="0" w:type="dxa"/>
+        <w:tblLayout w:type="fixed"/>
+        <w:tblCellMar>
+          <w:top w:w="0" w:type="dxa"/>
+          <w:left w:w="108" w:type="dxa"/>
+          <w:bottom w:w="0" w:type="dxa"/>
+          <w:right w:w="108" w:type="dxa"/>
+        </w:tblCellMar>
+        <w:tblLook w:val="04a0" w:noHBand="0" w:noVBand="1" w:firstColumn="1" w:lastRow="0" w:lastColumn="0" w:firstRow="1"/>
       </w:tblPr>
       <w:tblGrid>
         <w:gridCol w:w="9016"/>
       </w:tblGrid>
       <w:tr>
+        <w:trPr/>
         <w:tc>
           <w:tcPr>
             <w:tcW w:w="9016" w:type="dxa"/>
-            <w:tcMar/>
+            <w:tcBorders/>
           </w:tcPr>
           <w:p>
+            <w:pPr>
+              <w:pStyle w:val="Normal"/>
+              <w:widowControl/>
+              <w:spacing w:lineRule="auto" w:line="240" w:before="0" w:after="0"/>
+              <w:jc w:val="left"/>
+              <w:rPr>
+                <w:rFonts w:ascii="Aptos" w:hAnsi="Aptos" w:eastAsia="Aptos" w:cs=""/>
+                <w:kern w:val="2"/>
+                <w:sz w:val="24"/>
+                <w:szCs w:val="24"/>
+                <w:lang w:val="en-GB" w:eastAsia="en-US" w:bidi="ar-SA"/>
+              </w:rPr>
+            </w:pPr>
             <w:r>
               <w:rPr>
-                <w:b w:val="1"/>
-                <w:bCs w:val="1"/>
+                <w:rFonts w:eastAsia="Aptos" w:cs=""/>
+                <w:b/>
+                <w:bCs/>
+                <w:kern w:val="2"/>
+                <w:sz w:val="24"/>
+                <w:szCs w:val="24"/>
+                <w:lang w:val="en-GB" w:eastAsia="en-US" w:bidi="ar-SA"/>
               </w:rPr>
               <w:t>Competency 3:</w:t>
             </w:r>
             <w:r>
-              <w:rPr/>
-              <w:t xml:space="preserve"> D2 </w:t>
-            </w:r>
-            <w:r>
-              <w:rPr/>
-              <w:t>-</w:t>
-            </w:r>
-            <w:r>
-              <w:rPr/>
-              <w:t xml:space="preserve"> Clearly present and discuss proposals, </w:t>
-            </w:r>
-            <w:r>
-              <w:rPr/>
-              <w:t>justifications</w:t>
-            </w:r>
-            <w:r>
-              <w:rPr/>
-              <w:t xml:space="preserve"> and conclusions</w:t>
+              <w:rPr>
+                <w:rFonts w:eastAsia="Aptos" w:cs=""/>
+                <w:kern w:val="2"/>
+                <w:sz w:val="24"/>
+                <w:szCs w:val="24"/>
+                <w:lang w:val="en-GB" w:eastAsia="en-US" w:bidi="ar-SA"/>
+              </w:rPr>
+              <w:t xml:space="preserve"> D2 - Clearly present and discuss proposals, justifications and conclusions</w:t>
             </w:r>
           </w:p>
         </w:tc>
       </w:tr>
       <w:tr>
+        <w:trPr/>
         <w:tc>
           <w:tcPr>
             <w:tcW w:w="9016" w:type="dxa"/>
-            <w:tcMar/>
+            <w:tcBorders/>
           </w:tcPr>
           <w:p>
             <w:pPr>
-              <w:rPr>
-                <w:b w:val="1"/>
-                <w:bCs w:val="1"/>
+              <w:pStyle w:val="Normal"/>
+              <w:widowControl/>
+              <w:spacing w:lineRule="auto" w:line="240" w:before="0" w:after="0"/>
+              <w:jc w:val="left"/>
+              <w:rPr>
+                <w:b/>
+                <w:bCs/>
               </w:rPr>
             </w:pPr>
             <w:r>
               <w:rPr>
-                <w:b w:val="1"/>
-                <w:bCs w:val="1"/>
+                <w:rFonts w:eastAsia="Aptos" w:cs=""/>
+                <w:b/>
+                <w:bCs/>
+                <w:kern w:val="2"/>
+                <w:sz w:val="24"/>
+                <w:szCs w:val="24"/>
+                <w:lang w:val="en-GB" w:eastAsia="en-US" w:bidi="ar-SA"/>
               </w:rPr>
               <w:t>Justification:</w:t>
             </w:r>
             <w:r>
-              <w:rPr/>
-              <w:t xml:space="preserve"> I have communicated technical work through reports</w:t>
-            </w:r>
-            <w:r>
-              <w:rPr/>
-              <w:t>/</w:t>
-            </w:r>
-            <w:r>
-              <w:rPr/>
-              <w:t>paper</w:t>
-            </w:r>
-            <w:r>
-              <w:rPr/>
-              <w:t>s</w:t>
-            </w:r>
-            <w:r>
-              <w:rPr/>
-              <w:t xml:space="preserve">, placing me at Working level. As I </w:t>
-            </w:r>
-            <w:r>
-              <w:rPr/>
-              <w:t>transition into</w:t>
-            </w:r>
-            <w:r>
-              <w:rPr/>
-              <w:t xml:space="preserve"> </w:t>
-            </w:r>
-            <w:r>
-              <w:rPr/>
-              <w:t>research,</w:t>
-            </w:r>
-            <w:r>
-              <w:rPr/>
-              <w:t xml:space="preserve"> I will need to present increasingly complex and original contributions to diverse audiences </w:t>
-            </w:r>
-            <w:r>
-              <w:rPr/>
-              <w:t>-</w:t>
-            </w:r>
-            <w:r>
-              <w:rPr/>
-              <w:t xml:space="preserve"> supervisors, conference attendees, and potential collaborators. Strengthening this competency is essential for effectively </w:t>
-            </w:r>
-            <w:r>
-              <w:rPr/>
-              <w:t xml:space="preserve">communicating </w:t>
-            </w:r>
-            <w:r>
-              <w:rPr/>
-              <w:t>my research.</w:t>
+              <w:rPr>
+                <w:rFonts w:eastAsia="Aptos" w:cs=""/>
+                <w:kern w:val="2"/>
+                <w:sz w:val="24"/>
+                <w:szCs w:val="24"/>
+                <w:lang w:val="en-GB" w:eastAsia="en-US" w:bidi="ar-SA"/>
+              </w:rPr>
+              <w:t xml:space="preserve"> I have communicated technical work through reports/papers, placing me at Working level. As I transition into research, I will need to present increasingly complex and original contributions to diverse audiences - supervisors, conference attendees, and potential collaborators. Strengthening this competency is essential for effectively communicating my research.</w:t>
             </w:r>
           </w:p>
         </w:tc>
       </w:tr>
       <w:tr>
+        <w:trPr/>
         <w:tc>
           <w:tcPr>
             <w:tcW w:w="9016" w:type="dxa"/>
-            <w:tcMar/>
+            <w:tcBorders/>
           </w:tcPr>
           <w:p>
             <w:pPr>
-              <w:rPr>
-                <w:b w:val="1"/>
-                <w:bCs w:val="1"/>
+              <w:pStyle w:val="Normal"/>
+              <w:widowControl/>
+              <w:spacing w:lineRule="auto" w:line="240" w:before="0" w:after="0"/>
+              <w:jc w:val="left"/>
+              <w:rPr>
+                <w:b/>
+                <w:bCs/>
               </w:rPr>
             </w:pPr>
             <w:r>
               <w:rPr>
-                <w:b w:val="1"/>
-                <w:bCs w:val="1"/>
+                <w:rFonts w:eastAsia="Aptos" w:cs=""/>
+                <w:b/>
+                <w:bCs/>
+                <w:kern w:val="2"/>
+                <w:sz w:val="24"/>
+                <w:szCs w:val="24"/>
+                <w:lang w:val="en-GB" w:eastAsia="en-US" w:bidi="ar-SA"/>
               </w:rPr>
               <w:t>Potential Future Activity:</w:t>
             </w:r>
             <w:r>
-              <w:rPr/>
-              <w:t xml:space="preserve"> Present work regularly at internal research group meetings and CDT seminars. Submit to and </w:t>
-            </w:r>
-            <w:r>
-              <w:rPr/>
-              <w:t xml:space="preserve">hopefully </w:t>
-            </w:r>
-            <w:r>
-              <w:rPr/>
-              <w:t>attend international conferences</w:t>
-            </w:r>
-            <w:r>
-              <w:rPr/>
-              <w:t>.</w:t>
-            </w:r>
-            <w:r>
-              <w:rPr/>
-              <w:t xml:space="preserve"> Take advantage of presentation and research communication training offered through the CDT or the university.</w:t>
+              <w:rPr>
+                <w:rFonts w:eastAsia="Aptos" w:cs=""/>
+                <w:kern w:val="2"/>
+                <w:sz w:val="24"/>
+                <w:szCs w:val="24"/>
+                <w:lang w:val="en-GB" w:eastAsia="en-US" w:bidi="ar-SA"/>
+              </w:rPr>
+              <w:t xml:space="preserve"> Present work regularly at internal research group meetings and CDT seminars. Submit to and hopefully attend international conferences. Take advantage of presentation and research communication training offered through the CDT or the university.</w:t>
             </w:r>
           </w:p>
         </w:tc>
       </w:tr>
     </w:tbl>
-    <w:p/>
+    <w:p>
+      <w:pPr>
+        <w:pStyle w:val="Normal"/>
+        <w:widowControl/>
+        <w:bidi w:val="0"/>
+        <w:spacing w:lineRule="auto" w:line="276" w:before="0" w:after="160"/>
+        <w:jc w:val="left"/>
+        <w:rPr/>
+      </w:pPr>
+      <w:r>
+        <w:rPr/>
+      </w:r>
+    </w:p>
     <w:sectPr>
-      <w:pgSz w:w="11906" w:h="16838" w:orient="portrait"/>
-      <w:pgMar w:top="1440" w:right="1440" w:bottom="1440" w:left="1440" w:header="708" w:footer="708" w:gutter="0"/>
-      <w:cols w:space="708"/>
-      <w:docGrid w:linePitch="360"/>
+      <w:type w:val="nextPage"/>
+      <w:pgSz w:w="11906" w:h="16838"/>
+      <w:pgMar w:left="1440" w:right="1440" w:gutter="0" w:header="0" w:top="1440" w:footer="0" w:bottom="1440"/>
+      <w:pgNumType w:fmt="decimal"/>
+      <w:formProt w:val="false"/>
+      <w:textDirection w:val="lrTb"/>
+      <w:docGrid w:type="default" w:linePitch="360" w:charSpace="0"/>
     </w:sectPr>
   </w:body>
 </w:document>
 </file>
 
 <file path=word/styles.xml><?xml version="1.0" encoding="utf-8"?>
-<w:styles xmlns:mc="http://schemas.openxmlformats.org/markup-compatibility/2006" xmlns:r="http://schemas.openxmlformats.org/officeDocument/2006/relationships" xmlns:w="http://schemas.openxmlformats.org/wordprocessingml/2006/main" xmlns:w14="http://schemas.microsoft.com/office/word/2010/wordml" xmlns:w15="http://schemas.microsoft.com/office/word/2012/wordml" xmlns:w16cex="http://schemas.microsoft.com/office/word/2018/wordml/cex" xmlns:w16cid="http://schemas.microsoft.com/office/word/2016/wordml/cid" xmlns:w16="http://schemas.microsoft.com/office/word/2018/wordml" xmlns:w16du="http://schemas.microsoft.com/office/word/2023/wordml/word16du" xmlns:w16sdtdh="http://schemas.microsoft.com/office/word/2020/wordml/sdtdatahash" xmlns:w16sdtfl="http://schemas.microsoft.com/office/word/2024/wordml/sdtformatlock" xmlns:w16se="http://schemas.microsoft.com/office/word/2015/wordml/symex" mc:Ignorable="w14 w15 w16se w16cid w16 w16cex w16sdtdh w16sdtfl w16du">
+<w:styles xmlns:w="http://schemas.openxmlformats.org/wordprocessingml/2006/main" xmlns:w14="http://schemas.microsoft.com/office/word/2010/wordml" xmlns:mc="http://schemas.openxmlformats.org/markup-compatibility/2006" mc:Ignorable="w14">
   <w:docDefaults>
     <w:rPrDefault>
       <w:rPr>
-        <w:rFonts w:asciiTheme="minorHAnsi" w:hAnsiTheme="minorHAnsi" w:eastAsiaTheme="minorHAnsi" w:cstheme="minorBidi"/>
+        <w:rFonts w:ascii="Aptos" w:hAnsi="Aptos" w:eastAsia="Aptos" w:cs="" w:asciiTheme="minorHAnsi" w:cstheme="minorBidi" w:eastAsiaTheme="minorHAnsi" w:hAnsiTheme="minorHAnsi"/>
         <w:kern w:val="2"/>
         <w:sz w:val="24"/>
         <w:szCs w:val="24"/>
@@ -539,7 +586,7 @@
     </w:rPrDefault>
     <w:pPrDefault>
       <w:pPr>
-        <w:spacing w:after="160" w:line="278" w:lineRule="auto"/>
+        <w:suppressAutoHyphens w:val="true"/>
       </w:pPr>
     </w:pPrDefault>
   </w:docDefaults>
@@ -924,30 +971,45 @@
   <w:style w:type="paragraph" w:styleId="Normal" w:default="1">
     <w:name w:val="Normal"/>
     <w:qFormat/>
+    <w:pPr>
+      <w:widowControl/>
+      <w:bidi w:val="0"/>
+      <w:spacing w:lineRule="auto" w:line="276" w:before="0" w:after="160"/>
+      <w:jc w:val="left"/>
+    </w:pPr>
+    <w:rPr>
+      <w:rFonts w:ascii="Aptos" w:hAnsi="Aptos" w:eastAsia="Aptos" w:cs="" w:asciiTheme="minorHAnsi" w:cstheme="minorBidi" w:eastAsiaTheme="minorHAnsi" w:hAnsiTheme="minorHAnsi"/>
+      <w:color w:val="auto"/>
+      <w:kern w:val="2"/>
+      <w:sz w:val="24"/>
+      <w:szCs w:val="24"/>
+      <w:lang w:val="en-GB" w:eastAsia="en-US" w:bidi="ar-SA"/>
+      <w14:ligatures w14:val="standardContextual"/>
+    </w:rPr>
   </w:style>
   <w:style w:type="paragraph" w:styleId="Heading1">
-    <w:name w:val="heading 1"/>
+    <w:name w:val="Heading 1"/>
     <w:basedOn w:val="Normal"/>
     <w:next w:val="Normal"/>
     <w:link w:val="Heading1Char"/>
     <w:uiPriority w:val="9"/>
     <w:qFormat/>
-    <w:rsid w:val="009B09F1"/>
+    <w:rsid w:val="009b09f1"/>
     <w:pPr>
-      <w:keepNext/>
+      <w:keepNext w:val="true"/>
       <w:keepLines/>
       <w:spacing w:before="360" w:after="80"/>
       <w:outlineLvl w:val="0"/>
     </w:pPr>
     <w:rPr>
-      <w:rFonts w:asciiTheme="majorHAnsi" w:hAnsiTheme="majorHAnsi" w:eastAsiaTheme="majorEastAsia" w:cstheme="majorBidi"/>
-      <w:color w:val="0F4761" w:themeColor="accent1" w:themeShade="BF"/>
+      <w:rFonts w:ascii="Aptos Display" w:hAnsi="Aptos Display" w:eastAsia="" w:cs="" w:asciiTheme="majorHAnsi" w:cstheme="majorBidi" w:eastAsiaTheme="majorEastAsia" w:hAnsiTheme="majorHAnsi"/>
+      <w:color w:themeColor="accent1" w:themeShade="bf" w:val="0F4761"/>
       <w:sz w:val="40"/>
       <w:szCs w:val="40"/>
     </w:rPr>
   </w:style>
   <w:style w:type="paragraph" w:styleId="Heading2">
-    <w:name w:val="heading 2"/>
+    <w:name w:val="Heading 2"/>
     <w:basedOn w:val="Normal"/>
     <w:next w:val="Normal"/>
     <w:link w:val="Heading2Char"/>
@@ -955,22 +1017,22 @@
     <w:semiHidden/>
     <w:unhideWhenUsed/>
     <w:qFormat/>
-    <w:rsid w:val="009B09F1"/>
+    <w:rsid w:val="009b09f1"/>
     <w:pPr>
-      <w:keepNext/>
+      <w:keepNext w:val="true"/>
       <w:keepLines/>
       <w:spacing w:before="160" w:after="80"/>
       <w:outlineLvl w:val="1"/>
     </w:pPr>
     <w:rPr>
-      <w:rFonts w:asciiTheme="majorHAnsi" w:hAnsiTheme="majorHAnsi" w:eastAsiaTheme="majorEastAsia" w:cstheme="majorBidi"/>
-      <w:color w:val="0F4761" w:themeColor="accent1" w:themeShade="BF"/>
+      <w:rFonts w:ascii="Aptos Display" w:hAnsi="Aptos Display" w:eastAsia="" w:cs="" w:asciiTheme="majorHAnsi" w:cstheme="majorBidi" w:eastAsiaTheme="majorEastAsia" w:hAnsiTheme="majorHAnsi"/>
+      <w:color w:themeColor="accent1" w:themeShade="bf" w:val="0F4761"/>
       <w:sz w:val="32"/>
       <w:szCs w:val="32"/>
     </w:rPr>
   </w:style>
   <w:style w:type="paragraph" w:styleId="Heading3">
-    <w:name w:val="heading 3"/>
+    <w:name w:val="Heading 3"/>
     <w:basedOn w:val="Normal"/>
     <w:next w:val="Normal"/>
     <w:link w:val="Heading3Char"/>
@@ -978,22 +1040,22 @@
     <w:semiHidden/>
     <w:unhideWhenUsed/>
     <w:qFormat/>
-    <w:rsid w:val="009B09F1"/>
+    <w:rsid w:val="009b09f1"/>
     <w:pPr>
-      <w:keepNext/>
+      <w:keepNext w:val="true"/>
       <w:keepLines/>
       <w:spacing w:before="160" w:after="80"/>
       <w:outlineLvl w:val="2"/>
     </w:pPr>
     <w:rPr>
-      <w:rFonts w:eastAsiaTheme="majorEastAsia" w:cstheme="majorBidi"/>
-      <w:color w:val="0F4761" w:themeColor="accent1" w:themeShade="BF"/>
+      <w:rFonts w:eastAsia="" w:cs="" w:cstheme="majorBidi" w:eastAsiaTheme="majorEastAsia"/>
+      <w:color w:themeColor="accent1" w:themeShade="bf" w:val="0F4761"/>
       <w:sz w:val="28"/>
       <w:szCs w:val="28"/>
     </w:rPr>
   </w:style>
   <w:style w:type="paragraph" w:styleId="Heading4">
-    <w:name w:val="heading 4"/>
+    <w:name w:val="Heading 4"/>
     <w:basedOn w:val="Normal"/>
     <w:next w:val="Normal"/>
     <w:link w:val="Heading4Char"/>
@@ -1001,22 +1063,22 @@
     <w:semiHidden/>
     <w:unhideWhenUsed/>
     <w:qFormat/>
-    <w:rsid w:val="009B09F1"/>
+    <w:rsid w:val="009b09f1"/>
     <w:pPr>
-      <w:keepNext/>
+      <w:keepNext w:val="true"/>
       <w:keepLines/>
       <w:spacing w:before="80" w:after="40"/>
       <w:outlineLvl w:val="3"/>
     </w:pPr>
     <w:rPr>
-      <w:rFonts w:eastAsiaTheme="majorEastAsia" w:cstheme="majorBidi"/>
+      <w:rFonts w:eastAsia="" w:cs="" w:cstheme="majorBidi" w:eastAsiaTheme="majorEastAsia"/>
       <w:i/>
       <w:iCs/>
-      <w:color w:val="0F4761" w:themeColor="accent1" w:themeShade="BF"/>
+      <w:color w:themeColor="accent1" w:themeShade="bf" w:val="0F4761"/>
     </w:rPr>
   </w:style>
   <w:style w:type="paragraph" w:styleId="Heading5">
-    <w:name w:val="heading 5"/>
+    <w:name w:val="Heading 5"/>
     <w:basedOn w:val="Normal"/>
     <w:next w:val="Normal"/>
     <w:link w:val="Heading5Char"/>
@@ -1024,20 +1086,20 @@
     <w:semiHidden/>
     <w:unhideWhenUsed/>
     <w:qFormat/>
-    <w:rsid w:val="009B09F1"/>
+    <w:rsid w:val="009b09f1"/>
     <w:pPr>
-      <w:keepNext/>
+      <w:keepNext w:val="true"/>
       <w:keepLines/>
       <w:spacing w:before="80" w:after="40"/>
       <w:outlineLvl w:val="4"/>
     </w:pPr>
     <w:rPr>
-      <w:rFonts w:eastAsiaTheme="majorEastAsia" w:cstheme="majorBidi"/>
-      <w:color w:val="0F4761" w:themeColor="accent1" w:themeShade="BF"/>
+      <w:rFonts w:eastAsia="" w:cs="" w:cstheme="majorBidi" w:eastAsiaTheme="majorEastAsia"/>
+      <w:color w:themeColor="accent1" w:themeShade="bf" w:val="0F4761"/>
     </w:rPr>
   </w:style>
   <w:style w:type="paragraph" w:styleId="Heading6">
-    <w:name w:val="heading 6"/>
+    <w:name w:val="Heading 6"/>
     <w:basedOn w:val="Normal"/>
     <w:next w:val="Normal"/>
     <w:link w:val="Heading6Char"/>
@@ -1045,22 +1107,22 @@
     <w:semiHidden/>
     <w:unhideWhenUsed/>
     <w:qFormat/>
-    <w:rsid w:val="009B09F1"/>
+    <w:rsid w:val="009b09f1"/>
     <w:pPr>
-      <w:keepNext/>
+      <w:keepNext w:val="true"/>
       <w:keepLines/>
       <w:spacing w:before="40" w:after="0"/>
       <w:outlineLvl w:val="5"/>
     </w:pPr>
     <w:rPr>
-      <w:rFonts w:eastAsiaTheme="majorEastAsia" w:cstheme="majorBidi"/>
+      <w:rFonts w:eastAsia="" w:cs="" w:cstheme="majorBidi" w:eastAsiaTheme="majorEastAsia"/>
       <w:i/>
       <w:iCs/>
-      <w:color w:val="595959" w:themeColor="text1" w:themeTint="A6"/>
+      <w:color w:themeColor="text1" w:themeTint="a6" w:val="595959"/>
     </w:rPr>
   </w:style>
   <w:style w:type="paragraph" w:styleId="Heading7">
-    <w:name w:val="heading 7"/>
+    <w:name w:val="Heading 7"/>
     <w:basedOn w:val="Normal"/>
     <w:next w:val="Normal"/>
     <w:link w:val="Heading7Char"/>
@@ -1068,20 +1130,20 @@
     <w:semiHidden/>
     <w:unhideWhenUsed/>
     <w:qFormat/>
-    <w:rsid w:val="009B09F1"/>
+    <w:rsid w:val="009b09f1"/>
     <w:pPr>
-      <w:keepNext/>
+      <w:keepNext w:val="true"/>
       <w:keepLines/>
       <w:spacing w:before="40" w:after="0"/>
       <w:outlineLvl w:val="6"/>
     </w:pPr>
     <w:rPr>
-      <w:rFonts w:eastAsiaTheme="majorEastAsia" w:cstheme="majorBidi"/>
-      <w:color w:val="595959" w:themeColor="text1" w:themeTint="A6"/>
+      <w:rFonts w:eastAsia="" w:cs="" w:cstheme="majorBidi" w:eastAsiaTheme="majorEastAsia"/>
+      <w:color w:themeColor="text1" w:themeTint="a6" w:val="595959"/>
     </w:rPr>
   </w:style>
   <w:style w:type="paragraph" w:styleId="Heading8">
-    <w:name w:val="heading 8"/>
+    <w:name w:val="Heading 8"/>
     <w:basedOn w:val="Normal"/>
     <w:next w:val="Normal"/>
     <w:link w:val="Heading8Char"/>
@@ -1089,22 +1151,22 @@
     <w:semiHidden/>
     <w:unhideWhenUsed/>
     <w:qFormat/>
-    <w:rsid w:val="009B09F1"/>
+    <w:rsid w:val="009b09f1"/>
     <w:pPr>
-      <w:keepNext/>
+      <w:keepNext w:val="true"/>
       <w:keepLines/>
-      <w:spacing w:after="0"/>
+      <w:spacing w:before="0" w:after="0"/>
       <w:outlineLvl w:val="7"/>
     </w:pPr>
     <w:rPr>
-      <w:rFonts w:eastAsiaTheme="majorEastAsia" w:cstheme="majorBidi"/>
+      <w:rFonts w:eastAsia="" w:cs="" w:cstheme="majorBidi" w:eastAsiaTheme="majorEastAsia"/>
       <w:i/>
       <w:iCs/>
-      <w:color w:val="272727" w:themeColor="text1" w:themeTint="D8"/>
+      <w:color w:themeColor="text1" w:themeTint="d8" w:val="272727"/>
     </w:rPr>
   </w:style>
   <w:style w:type="paragraph" w:styleId="Heading9">
-    <w:name w:val="heading 9"/>
+    <w:name w:val="Heading 9"/>
     <w:basedOn w:val="Normal"/>
     <w:next w:val="Normal"/>
     <w:link w:val="Heading9Char"/>
@@ -1112,16 +1174,16 @@
     <w:semiHidden/>
     <w:unhideWhenUsed/>
     <w:qFormat/>
-    <w:rsid w:val="009B09F1"/>
+    <w:rsid w:val="009b09f1"/>
     <w:pPr>
-      <w:keepNext/>
+      <w:keepNext w:val="true"/>
       <w:keepLines/>
-      <w:spacing w:after="0"/>
+      <w:spacing w:before="0" w:after="0"/>
       <w:outlineLvl w:val="8"/>
     </w:pPr>
     <w:rPr>
-      <w:rFonts w:eastAsiaTheme="majorEastAsia" w:cstheme="majorBidi"/>
-      <w:color w:val="272727" w:themeColor="text1" w:themeTint="D8"/>
+      <w:rFonts w:eastAsia="" w:cs="" w:cstheme="majorBidi" w:eastAsiaTheme="majorEastAsia"/>
+      <w:color w:themeColor="text1" w:themeTint="d8" w:val="272727"/>
     </w:rPr>
   </w:style>
   <w:style w:type="character" w:styleId="DefaultParagraphFont" w:default="1">
@@ -1129,14 +1191,381 @@
     <w:uiPriority w:val="1"/>
     <w:semiHidden/>
     <w:unhideWhenUsed/>
-  </w:style>
-  <w:style w:type="table" w:styleId="TableNormal" w:default="1">
+    <w:qFormat/>
+    <w:rPr/>
+  </w:style>
+  <w:style w:type="character" w:styleId="Heading1Char" w:customStyle="1">
+    <w:name w:val="Heading 1 Char"/>
+    <w:basedOn w:val="DefaultParagraphFont"/>
+    <w:link w:val="Heading1"/>
+    <w:uiPriority w:val="9"/>
+    <w:qFormat/>
+    <w:rsid w:val="009b09f1"/>
+    <w:rPr>
+      <w:rFonts w:ascii="Aptos Display" w:hAnsi="Aptos Display" w:eastAsia="" w:cs="" w:asciiTheme="majorHAnsi" w:cstheme="majorBidi" w:eastAsiaTheme="majorEastAsia" w:hAnsiTheme="majorHAnsi"/>
+      <w:color w:themeColor="accent1" w:themeShade="bf" w:val="0F4761"/>
+      <w:sz w:val="40"/>
+      <w:szCs w:val="40"/>
+    </w:rPr>
+  </w:style>
+  <w:style w:type="character" w:styleId="Heading2Char" w:customStyle="1">
+    <w:name w:val="Heading 2 Char"/>
+    <w:basedOn w:val="DefaultParagraphFont"/>
+    <w:link w:val="Heading2"/>
+    <w:uiPriority w:val="9"/>
+    <w:semiHidden/>
+    <w:qFormat/>
+    <w:rsid w:val="009b09f1"/>
+    <w:rPr>
+      <w:rFonts w:ascii="Aptos Display" w:hAnsi="Aptos Display" w:eastAsia="" w:cs="" w:asciiTheme="majorHAnsi" w:cstheme="majorBidi" w:eastAsiaTheme="majorEastAsia" w:hAnsiTheme="majorHAnsi"/>
+      <w:color w:themeColor="accent1" w:themeShade="bf" w:val="0F4761"/>
+      <w:sz w:val="32"/>
+      <w:szCs w:val="32"/>
+    </w:rPr>
+  </w:style>
+  <w:style w:type="character" w:styleId="Heading3Char" w:customStyle="1">
+    <w:name w:val="Heading 3 Char"/>
+    <w:basedOn w:val="DefaultParagraphFont"/>
+    <w:link w:val="Heading3"/>
+    <w:uiPriority w:val="9"/>
+    <w:semiHidden/>
+    <w:qFormat/>
+    <w:rsid w:val="009b09f1"/>
+    <w:rPr>
+      <w:rFonts w:eastAsia="" w:cs="" w:cstheme="majorBidi" w:eastAsiaTheme="majorEastAsia"/>
+      <w:color w:themeColor="accent1" w:themeShade="bf" w:val="0F4761"/>
+      <w:sz w:val="28"/>
+      <w:szCs w:val="28"/>
+    </w:rPr>
+  </w:style>
+  <w:style w:type="character" w:styleId="Heading4Char" w:customStyle="1">
+    <w:name w:val="Heading 4 Char"/>
+    <w:basedOn w:val="DefaultParagraphFont"/>
+    <w:link w:val="Heading4"/>
+    <w:uiPriority w:val="9"/>
+    <w:semiHidden/>
+    <w:qFormat/>
+    <w:rsid w:val="009b09f1"/>
+    <w:rPr>
+      <w:rFonts w:eastAsia="" w:cs="" w:cstheme="majorBidi" w:eastAsiaTheme="majorEastAsia"/>
+      <w:i/>
+      <w:iCs/>
+      <w:color w:themeColor="accent1" w:themeShade="bf" w:val="0F4761"/>
+    </w:rPr>
+  </w:style>
+  <w:style w:type="character" w:styleId="Heading5Char" w:customStyle="1">
+    <w:name w:val="Heading 5 Char"/>
+    <w:basedOn w:val="DefaultParagraphFont"/>
+    <w:link w:val="Heading5"/>
+    <w:uiPriority w:val="9"/>
+    <w:semiHidden/>
+    <w:qFormat/>
+    <w:rsid w:val="009b09f1"/>
+    <w:rPr>
+      <w:rFonts w:eastAsia="" w:cs="" w:cstheme="majorBidi" w:eastAsiaTheme="majorEastAsia"/>
+      <w:color w:themeColor="accent1" w:themeShade="bf" w:val="0F4761"/>
+    </w:rPr>
+  </w:style>
+  <w:style w:type="character" w:styleId="Heading6Char" w:customStyle="1">
+    <w:name w:val="Heading 6 Char"/>
+    <w:basedOn w:val="DefaultParagraphFont"/>
+    <w:link w:val="Heading6"/>
+    <w:uiPriority w:val="9"/>
+    <w:semiHidden/>
+    <w:qFormat/>
+    <w:rsid w:val="009b09f1"/>
+    <w:rPr>
+      <w:rFonts w:eastAsia="" w:cs="" w:cstheme="majorBidi" w:eastAsiaTheme="majorEastAsia"/>
+      <w:i/>
+      <w:iCs/>
+      <w:color w:themeColor="text1" w:themeTint="a6" w:val="595959"/>
+    </w:rPr>
+  </w:style>
+  <w:style w:type="character" w:styleId="Heading7Char" w:customStyle="1">
+    <w:name w:val="Heading 7 Char"/>
+    <w:basedOn w:val="DefaultParagraphFont"/>
+    <w:link w:val="Heading7"/>
+    <w:uiPriority w:val="9"/>
+    <w:semiHidden/>
+    <w:qFormat/>
+    <w:rsid w:val="009b09f1"/>
+    <w:rPr>
+      <w:rFonts w:eastAsia="" w:cs="" w:cstheme="majorBidi" w:eastAsiaTheme="majorEastAsia"/>
+      <w:color w:themeColor="text1" w:themeTint="a6" w:val="595959"/>
+    </w:rPr>
+  </w:style>
+  <w:style w:type="character" w:styleId="Heading8Char" w:customStyle="1">
+    <w:name w:val="Heading 8 Char"/>
+    <w:basedOn w:val="DefaultParagraphFont"/>
+    <w:link w:val="Heading8"/>
+    <w:uiPriority w:val="9"/>
+    <w:semiHidden/>
+    <w:qFormat/>
+    <w:rsid w:val="009b09f1"/>
+    <w:rPr>
+      <w:rFonts w:eastAsia="" w:cs="" w:cstheme="majorBidi" w:eastAsiaTheme="majorEastAsia"/>
+      <w:i/>
+      <w:iCs/>
+      <w:color w:themeColor="text1" w:themeTint="d8" w:val="272727"/>
+    </w:rPr>
+  </w:style>
+  <w:style w:type="character" w:styleId="Heading9Char" w:customStyle="1">
+    <w:name w:val="Heading 9 Char"/>
+    <w:basedOn w:val="DefaultParagraphFont"/>
+    <w:link w:val="Heading9"/>
+    <w:uiPriority w:val="9"/>
+    <w:semiHidden/>
+    <w:qFormat/>
+    <w:rsid w:val="009b09f1"/>
+    <w:rPr>
+      <w:rFonts w:eastAsia="" w:cs="" w:cstheme="majorBidi" w:eastAsiaTheme="majorEastAsia"/>
+      <w:color w:themeColor="text1" w:themeTint="d8" w:val="272727"/>
+    </w:rPr>
+  </w:style>
+  <w:style w:type="character" w:styleId="TitleChar" w:customStyle="1">
+    <w:name w:val="Title Char"/>
+    <w:basedOn w:val="DefaultParagraphFont"/>
+    <w:link w:val="Title"/>
+    <w:uiPriority w:val="10"/>
+    <w:qFormat/>
+    <w:rsid w:val="009b09f1"/>
+    <w:rPr>
+      <w:rFonts w:ascii="Aptos Display" w:hAnsi="Aptos Display" w:eastAsia="" w:cs="" w:asciiTheme="majorHAnsi" w:cstheme="majorBidi" w:eastAsiaTheme="majorEastAsia" w:hAnsiTheme="majorHAnsi"/>
+      <w:spacing w:val="-10"/>
+      <w:kern w:val="2"/>
+      <w:sz w:val="56"/>
+      <w:szCs w:val="56"/>
+    </w:rPr>
+  </w:style>
+  <w:style w:type="character" w:styleId="SubtitleChar" w:customStyle="1">
+    <w:name w:val="Subtitle Char"/>
+    <w:basedOn w:val="DefaultParagraphFont"/>
+    <w:link w:val="Subtitle"/>
+    <w:uiPriority w:val="11"/>
+    <w:qFormat/>
+    <w:rsid w:val="009b09f1"/>
+    <w:rPr>
+      <w:rFonts w:eastAsia="" w:cs="" w:cstheme="majorBidi" w:eastAsiaTheme="majorEastAsia"/>
+      <w:color w:themeColor="text1" w:themeTint="a6" w:val="595959"/>
+      <w:spacing w:val="15"/>
+      <w:sz w:val="28"/>
+      <w:szCs w:val="28"/>
+    </w:rPr>
+  </w:style>
+  <w:style w:type="character" w:styleId="QuoteChar" w:customStyle="1">
+    <w:name w:val="Quote Char"/>
+    <w:basedOn w:val="DefaultParagraphFont"/>
+    <w:link w:val="Quote"/>
+    <w:uiPriority w:val="29"/>
+    <w:qFormat/>
+    <w:rsid w:val="009b09f1"/>
+    <w:rPr>
+      <w:i/>
+      <w:iCs/>
+      <w:color w:themeColor="text1" w:themeTint="bf" w:val="404040"/>
+    </w:rPr>
+  </w:style>
+  <w:style w:type="character" w:styleId="IntenseEmphasis">
+    <w:name w:val="Intense Emphasis"/>
+    <w:basedOn w:val="DefaultParagraphFont"/>
+    <w:uiPriority w:val="21"/>
+    <w:qFormat/>
+    <w:rsid w:val="009b09f1"/>
+    <w:rPr>
+      <w:i/>
+      <w:iCs/>
+      <w:color w:themeColor="accent1" w:themeShade="bf" w:val="0F4761"/>
+    </w:rPr>
+  </w:style>
+  <w:style w:type="character" w:styleId="IntenseQuoteChar" w:customStyle="1">
+    <w:name w:val="Intense Quote Char"/>
+    <w:basedOn w:val="DefaultParagraphFont"/>
+    <w:link w:val="IntenseQuote"/>
+    <w:uiPriority w:val="30"/>
+    <w:qFormat/>
+    <w:rsid w:val="009b09f1"/>
+    <w:rPr>
+      <w:i/>
+      <w:iCs/>
+      <w:color w:themeColor="accent1" w:themeShade="bf" w:val="0F4761"/>
+    </w:rPr>
+  </w:style>
+  <w:style w:type="character" w:styleId="IntenseReference">
+    <w:name w:val="Intense Reference"/>
+    <w:basedOn w:val="DefaultParagraphFont"/>
+    <w:uiPriority w:val="32"/>
+    <w:qFormat/>
+    <w:rsid w:val="009b09f1"/>
+    <w:rPr>
+      <w:b/>
+      <w:bCs/>
+      <w:smallCaps/>
+      <w:color w:themeColor="accent1" w:themeShade="bf" w:val="0F4761"/>
+      <w:spacing w:val="5"/>
+    </w:rPr>
+  </w:style>
+  <w:style w:type="paragraph" w:styleId="Heading">
+    <w:name w:val="Heading"/>
+    <w:basedOn w:val="Normal"/>
+    <w:next w:val="BodyText"/>
+    <w:qFormat/>
+    <w:pPr>
+      <w:keepNext w:val="true"/>
+      <w:spacing w:before="240" w:after="120"/>
+    </w:pPr>
+    <w:rPr>
+      <w:rFonts w:ascii="Liberation Sans" w:hAnsi="Liberation Sans" w:eastAsia="Noto Sans CJK SC" w:cs="Noto Sans Devanagari"/>
+      <w:sz w:val="28"/>
+      <w:szCs w:val="28"/>
+    </w:rPr>
+  </w:style>
+  <w:style w:type="paragraph" w:styleId="BodyText">
+    <w:name w:val="Body Text"/>
+    <w:basedOn w:val="Normal"/>
+    <w:pPr>
+      <w:spacing w:lineRule="auto" w:line="276" w:before="0" w:after="140"/>
+    </w:pPr>
+    <w:rPr/>
+  </w:style>
+  <w:style w:type="paragraph" w:styleId="List">
+    <w:name w:val="List"/>
+    <w:basedOn w:val="BodyText"/>
+    <w:pPr/>
+    <w:rPr>
+      <w:rFonts w:cs="Noto Sans Devanagari"/>
+    </w:rPr>
+  </w:style>
+  <w:style w:type="paragraph" w:styleId="Caption">
+    <w:name w:val="Caption"/>
+    <w:basedOn w:val="Normal"/>
+    <w:qFormat/>
+    <w:pPr>
+      <w:suppressLineNumbers/>
+      <w:spacing w:before="120" w:after="120"/>
+    </w:pPr>
+    <w:rPr>
+      <w:rFonts w:cs="Noto Sans Devanagari"/>
+      <w:i/>
+      <w:iCs/>
+      <w:sz w:val="24"/>
+      <w:szCs w:val="24"/>
+    </w:rPr>
+  </w:style>
+  <w:style w:type="paragraph" w:styleId="Index">
+    <w:name w:val="Index"/>
+    <w:basedOn w:val="Normal"/>
+    <w:qFormat/>
+    <w:pPr>
+      <w:suppressLineNumbers/>
+    </w:pPr>
+    <w:rPr>
+      <w:rFonts w:cs="Noto Sans Devanagari"/>
+    </w:rPr>
+  </w:style>
+  <w:style w:type="paragraph" w:styleId="Title">
+    <w:name w:val="Title"/>
+    <w:basedOn w:val="Normal"/>
+    <w:next w:val="Normal"/>
+    <w:link w:val="TitleChar"/>
+    <w:uiPriority w:val="10"/>
+    <w:qFormat/>
+    <w:rsid w:val="009b09f1"/>
+    <w:pPr>
+      <w:spacing w:lineRule="auto" w:line="240" w:before="0" w:after="80"/>
+      <w:contextualSpacing/>
+    </w:pPr>
+    <w:rPr>
+      <w:rFonts w:ascii="Aptos Display" w:hAnsi="Aptos Display" w:eastAsia="" w:cs="" w:asciiTheme="majorHAnsi" w:cstheme="majorBidi" w:eastAsiaTheme="majorEastAsia" w:hAnsiTheme="majorHAnsi"/>
+      <w:spacing w:val="-10"/>
+      <w:kern w:val="2"/>
+      <w:sz w:val="56"/>
+      <w:szCs w:val="56"/>
+    </w:rPr>
+  </w:style>
+  <w:style w:type="paragraph" w:styleId="Subtitle">
+    <w:name w:val="Subtitle"/>
+    <w:basedOn w:val="Normal"/>
+    <w:next w:val="Normal"/>
+    <w:link w:val="SubtitleChar"/>
+    <w:uiPriority w:val="11"/>
+    <w:qFormat/>
+    <w:rsid w:val="009b09f1"/>
+    <w:pPr/>
+    <w:rPr>
+      <w:rFonts w:eastAsia="" w:cs="" w:cstheme="majorBidi" w:eastAsiaTheme="majorEastAsia"/>
+      <w:color w:themeColor="text1" w:themeTint="a6" w:val="595959"/>
+      <w:spacing w:val="15"/>
+      <w:sz w:val="28"/>
+      <w:szCs w:val="28"/>
+    </w:rPr>
+  </w:style>
+  <w:style w:type="paragraph" w:styleId="Quote">
+    <w:name w:val="Quote"/>
+    <w:basedOn w:val="Normal"/>
+    <w:next w:val="Normal"/>
+    <w:link w:val="QuoteChar"/>
+    <w:uiPriority w:val="29"/>
+    <w:qFormat/>
+    <w:rsid w:val="009b09f1"/>
+    <w:pPr>
+      <w:spacing w:before="160" w:after="160"/>
+      <w:jc w:val="center"/>
+    </w:pPr>
+    <w:rPr>
+      <w:i/>
+      <w:iCs/>
+      <w:color w:themeColor="text1" w:themeTint="bf" w:val="404040"/>
+    </w:rPr>
+  </w:style>
+  <w:style w:type="paragraph" w:styleId="ListParagraph">
+    <w:name w:val="List Paragraph"/>
+    <w:basedOn w:val="Normal"/>
+    <w:uiPriority w:val="34"/>
+    <w:qFormat/>
+    <w:rsid w:val="009b09f1"/>
+    <w:pPr>
+      <w:spacing w:before="0" w:after="160"/>
+      <w:ind w:left="720"/>
+      <w:contextualSpacing/>
+    </w:pPr>
+    <w:rPr/>
+  </w:style>
+  <w:style w:type="paragraph" w:styleId="IntenseQuote">
+    <w:name w:val="Intense Quote"/>
+    <w:basedOn w:val="Normal"/>
+    <w:next w:val="Normal"/>
+    <w:link w:val="IntenseQuoteChar"/>
+    <w:uiPriority w:val="30"/>
+    <w:qFormat/>
+    <w:rsid w:val="009b09f1"/>
+    <w:pPr>
+      <w:pBdr>
+        <w:top w:val="single" w:sz="4" w:space="10" w:color="0F4761" w:themeColor="accent1" w:themeShade="bf"/>
+        <w:bottom w:val="single" w:sz="4" w:space="10" w:color="0F4761" w:themeColor="accent1" w:themeShade="bf"/>
+      </w:pBdr>
+      <w:spacing w:before="360" w:after="360"/>
+      <w:ind w:left="864" w:right="864"/>
+      <w:jc w:val="center"/>
+    </w:pPr>
+    <w:rPr>
+      <w:i/>
+      <w:iCs/>
+      <w:color w:themeColor="accent1" w:themeShade="bf" w:val="0F4761"/>
+    </w:rPr>
+  </w:style>
+  <w:style w:type="numbering" w:styleId="NoList" w:default="1">
+    <w:name w:val="No List"/>
+    <w:uiPriority w:val="99"/>
+    <w:semiHidden/>
+    <w:unhideWhenUsed/>
+    <w:qFormat/>
+  </w:style>
+  <w:style w:type="table" w:default="1" w:styleId="TableNormal">
     <w:name w:val="Normal Table"/>
     <w:uiPriority w:val="99"/>
     <w:semiHidden/>
     <w:unhideWhenUsed/>
     <w:tblPr>
-      <w:tblInd w:w="0" w:type="dxa"/>
       <w:tblCellMar>
         <w:top w:w="0" w:type="dxa"/>
         <w:left w:w="108" w:type="dxa"/>
@@ -1144,302 +1573,6 @@
         <w:right w:w="108" w:type="dxa"/>
       </w:tblCellMar>
     </w:tblPr>
-  </w:style>
-  <w:style w:type="numbering" w:styleId="NoList" w:default="1">
-    <w:name w:val="No List"/>
-    <w:uiPriority w:val="99"/>
-    <w:semiHidden/>
-    <w:unhideWhenUsed/>
-  </w:style>
-  <w:style w:type="character" w:styleId="Heading1Char" w:customStyle="1">
-    <w:name w:val="Heading 1 Char"/>
-    <w:basedOn w:val="DefaultParagraphFont"/>
-    <w:link w:val="Heading1"/>
-    <w:uiPriority w:val="9"/>
-    <w:rsid w:val="009B09F1"/>
-    <w:rPr>
-      <w:rFonts w:asciiTheme="majorHAnsi" w:hAnsiTheme="majorHAnsi" w:eastAsiaTheme="majorEastAsia" w:cstheme="majorBidi"/>
-      <w:color w:val="0F4761" w:themeColor="accent1" w:themeShade="BF"/>
-      <w:sz w:val="40"/>
-      <w:szCs w:val="40"/>
-    </w:rPr>
-  </w:style>
-  <w:style w:type="character" w:styleId="Heading2Char" w:customStyle="1">
-    <w:name w:val="Heading 2 Char"/>
-    <w:basedOn w:val="DefaultParagraphFont"/>
-    <w:link w:val="Heading2"/>
-    <w:uiPriority w:val="9"/>
-    <w:semiHidden/>
-    <w:rsid w:val="009B09F1"/>
-    <w:rPr>
-      <w:rFonts w:asciiTheme="majorHAnsi" w:hAnsiTheme="majorHAnsi" w:eastAsiaTheme="majorEastAsia" w:cstheme="majorBidi"/>
-      <w:color w:val="0F4761" w:themeColor="accent1" w:themeShade="BF"/>
-      <w:sz w:val="32"/>
-      <w:szCs w:val="32"/>
-    </w:rPr>
-  </w:style>
-  <w:style w:type="character" w:styleId="Heading3Char" w:customStyle="1">
-    <w:name w:val="Heading 3 Char"/>
-    <w:basedOn w:val="DefaultParagraphFont"/>
-    <w:link w:val="Heading3"/>
-    <w:uiPriority w:val="9"/>
-    <w:semiHidden/>
-    <w:rsid w:val="009B09F1"/>
-    <w:rPr>
-      <w:rFonts w:eastAsiaTheme="majorEastAsia" w:cstheme="majorBidi"/>
-      <w:color w:val="0F4761" w:themeColor="accent1" w:themeShade="BF"/>
-      <w:sz w:val="28"/>
-      <w:szCs w:val="28"/>
-    </w:rPr>
-  </w:style>
-  <w:style w:type="character" w:styleId="Heading4Char" w:customStyle="1">
-    <w:name w:val="Heading 4 Char"/>
-    <w:basedOn w:val="DefaultParagraphFont"/>
-    <w:link w:val="Heading4"/>
-    <w:uiPriority w:val="9"/>
-    <w:semiHidden/>
-    <w:rsid w:val="009B09F1"/>
-    <w:rPr>
-      <w:rFonts w:eastAsiaTheme="majorEastAsia" w:cstheme="majorBidi"/>
-      <w:i/>
-      <w:iCs/>
-      <w:color w:val="0F4761" w:themeColor="accent1" w:themeShade="BF"/>
-    </w:rPr>
-  </w:style>
-  <w:style w:type="character" w:styleId="Heading5Char" w:customStyle="1">
-    <w:name w:val="Heading 5 Char"/>
-    <w:basedOn w:val="DefaultParagraphFont"/>
-    <w:link w:val="Heading5"/>
-    <w:uiPriority w:val="9"/>
-    <w:semiHidden/>
-    <w:rsid w:val="009B09F1"/>
-    <w:rPr>
-      <w:rFonts w:eastAsiaTheme="majorEastAsia" w:cstheme="majorBidi"/>
-      <w:color w:val="0F4761" w:themeColor="accent1" w:themeShade="BF"/>
-    </w:rPr>
-  </w:style>
-  <w:style w:type="character" w:styleId="Heading6Char" w:customStyle="1">
-    <w:name w:val="Heading 6 Char"/>
-    <w:basedOn w:val="DefaultParagraphFont"/>
-    <w:link w:val="Heading6"/>
-    <w:uiPriority w:val="9"/>
-    <w:semiHidden/>
-    <w:rsid w:val="009B09F1"/>
-    <w:rPr>
-      <w:rFonts w:eastAsiaTheme="majorEastAsia" w:cstheme="majorBidi"/>
-      <w:i/>
-      <w:iCs/>
-      <w:color w:val="595959" w:themeColor="text1" w:themeTint="A6"/>
-    </w:rPr>
-  </w:style>
-  <w:style w:type="character" w:styleId="Heading7Char" w:customStyle="1">
-    <w:name w:val="Heading 7 Char"/>
-    <w:basedOn w:val="DefaultParagraphFont"/>
-    <w:link w:val="Heading7"/>
-    <w:uiPriority w:val="9"/>
-    <w:semiHidden/>
-    <w:rsid w:val="009B09F1"/>
-    <w:rPr>
-      <w:rFonts w:eastAsiaTheme="majorEastAsia" w:cstheme="majorBidi"/>
-      <w:color w:val="595959" w:themeColor="text1" w:themeTint="A6"/>
-    </w:rPr>
-  </w:style>
-  <w:style w:type="character" w:styleId="Heading8Char" w:customStyle="1">
-    <w:name w:val="Heading 8 Char"/>
-    <w:basedOn w:val="DefaultParagraphFont"/>
-    <w:link w:val="Heading8"/>
-    <w:uiPriority w:val="9"/>
-    <w:semiHidden/>
-    <w:rsid w:val="009B09F1"/>
-    <w:rPr>
-      <w:rFonts w:eastAsiaTheme="majorEastAsia" w:cstheme="majorBidi"/>
-      <w:i/>
-      <w:iCs/>
-      <w:color w:val="272727" w:themeColor="text1" w:themeTint="D8"/>
-    </w:rPr>
-  </w:style>
-  <w:style w:type="character" w:styleId="Heading9Char" w:customStyle="1">
-    <w:name w:val="Heading 9 Char"/>
-    <w:basedOn w:val="DefaultParagraphFont"/>
-    <w:link w:val="Heading9"/>
-    <w:uiPriority w:val="9"/>
-    <w:semiHidden/>
-    <w:rsid w:val="009B09F1"/>
-    <w:rPr>
-      <w:rFonts w:eastAsiaTheme="majorEastAsia" w:cstheme="majorBidi"/>
-      <w:color w:val="272727" w:themeColor="text1" w:themeTint="D8"/>
-    </w:rPr>
-  </w:style>
-  <w:style w:type="paragraph" w:styleId="Title">
-    <w:name w:val="Title"/>
-    <w:basedOn w:val="Normal"/>
-    <w:next w:val="Normal"/>
-    <w:link w:val="TitleChar"/>
-    <w:uiPriority w:val="10"/>
-    <w:qFormat/>
-    <w:rsid w:val="009B09F1"/>
-    <w:pPr>
-      <w:spacing w:after="80" w:line="240" w:lineRule="auto"/>
-      <w:contextualSpacing/>
-    </w:pPr>
-    <w:rPr>
-      <w:rFonts w:asciiTheme="majorHAnsi" w:hAnsiTheme="majorHAnsi" w:eastAsiaTheme="majorEastAsia" w:cstheme="majorBidi"/>
-      <w:spacing w:val="-10"/>
-      <w:kern w:val="28"/>
-      <w:sz w:val="56"/>
-      <w:szCs w:val="56"/>
-    </w:rPr>
-  </w:style>
-  <w:style w:type="character" w:styleId="TitleChar" w:customStyle="1">
-    <w:name w:val="Title Char"/>
-    <w:basedOn w:val="DefaultParagraphFont"/>
-    <w:link w:val="Title"/>
-    <w:uiPriority w:val="10"/>
-    <w:rsid w:val="009B09F1"/>
-    <w:rPr>
-      <w:rFonts w:asciiTheme="majorHAnsi" w:hAnsiTheme="majorHAnsi" w:eastAsiaTheme="majorEastAsia" w:cstheme="majorBidi"/>
-      <w:spacing w:val="-10"/>
-      <w:kern w:val="28"/>
-      <w:sz w:val="56"/>
-      <w:szCs w:val="56"/>
-    </w:rPr>
-  </w:style>
-  <w:style w:type="paragraph" w:styleId="Subtitle">
-    <w:name w:val="Subtitle"/>
-    <w:basedOn w:val="Normal"/>
-    <w:next w:val="Normal"/>
-    <w:link w:val="SubtitleChar"/>
-    <w:uiPriority w:val="11"/>
-    <w:qFormat/>
-    <w:rsid w:val="009B09F1"/>
-    <w:pPr>
-      <w:numPr>
-        <w:ilvl w:val="1"/>
-      </w:numPr>
-    </w:pPr>
-    <w:rPr>
-      <w:rFonts w:eastAsiaTheme="majorEastAsia" w:cstheme="majorBidi"/>
-      <w:color w:val="595959" w:themeColor="text1" w:themeTint="A6"/>
-      <w:spacing w:val="15"/>
-      <w:sz w:val="28"/>
-      <w:szCs w:val="28"/>
-    </w:rPr>
-  </w:style>
-  <w:style w:type="character" w:styleId="SubtitleChar" w:customStyle="1">
-    <w:name w:val="Subtitle Char"/>
-    <w:basedOn w:val="DefaultParagraphFont"/>
-    <w:link w:val="Subtitle"/>
-    <w:uiPriority w:val="11"/>
-    <w:rsid w:val="009B09F1"/>
-    <w:rPr>
-      <w:rFonts w:eastAsiaTheme="majorEastAsia" w:cstheme="majorBidi"/>
-      <w:color w:val="595959" w:themeColor="text1" w:themeTint="A6"/>
-      <w:spacing w:val="15"/>
-      <w:sz w:val="28"/>
-      <w:szCs w:val="28"/>
-    </w:rPr>
-  </w:style>
-  <w:style w:type="paragraph" w:styleId="Quote">
-    <w:name w:val="Quote"/>
-    <w:basedOn w:val="Normal"/>
-    <w:next w:val="Normal"/>
-    <w:link w:val="QuoteChar"/>
-    <w:uiPriority w:val="29"/>
-    <w:qFormat/>
-    <w:rsid w:val="009B09F1"/>
-    <w:pPr>
-      <w:spacing w:before="160"/>
-      <w:jc w:val="center"/>
-    </w:pPr>
-    <w:rPr>
-      <w:i/>
-      <w:iCs/>
-      <w:color w:val="404040" w:themeColor="text1" w:themeTint="BF"/>
-    </w:rPr>
-  </w:style>
-  <w:style w:type="character" w:styleId="QuoteChar" w:customStyle="1">
-    <w:name w:val="Quote Char"/>
-    <w:basedOn w:val="DefaultParagraphFont"/>
-    <w:link w:val="Quote"/>
-    <w:uiPriority w:val="29"/>
-    <w:rsid w:val="009B09F1"/>
-    <w:rPr>
-      <w:i/>
-      <w:iCs/>
-      <w:color w:val="404040" w:themeColor="text1" w:themeTint="BF"/>
-    </w:rPr>
-  </w:style>
-  <w:style w:type="paragraph" w:styleId="ListParagraph">
-    <w:name w:val="List Paragraph"/>
-    <w:basedOn w:val="Normal"/>
-    <w:uiPriority w:val="34"/>
-    <w:qFormat/>
-    <w:rsid w:val="009B09F1"/>
-    <w:pPr>
-      <w:ind w:left="720"/>
-      <w:contextualSpacing/>
-    </w:pPr>
-  </w:style>
-  <w:style w:type="character" w:styleId="IntenseEmphasis">
-    <w:name w:val="Intense Emphasis"/>
-    <w:basedOn w:val="DefaultParagraphFont"/>
-    <w:uiPriority w:val="21"/>
-    <w:qFormat/>
-    <w:rsid w:val="009B09F1"/>
-    <w:rPr>
-      <w:i/>
-      <w:iCs/>
-      <w:color w:val="0F4761" w:themeColor="accent1" w:themeShade="BF"/>
-    </w:rPr>
-  </w:style>
-  <w:style w:type="paragraph" w:styleId="IntenseQuote">
-    <w:name w:val="Intense Quote"/>
-    <w:basedOn w:val="Normal"/>
-    <w:next w:val="Normal"/>
-    <w:link w:val="IntenseQuoteChar"/>
-    <w:uiPriority w:val="30"/>
-    <w:qFormat/>
-    <w:rsid w:val="009B09F1"/>
-    <w:pPr>
-      <w:pBdr>
-        <w:top w:val="single" w:color="0F4761" w:themeColor="accent1" w:themeShade="BF" w:sz="4" w:space="10"/>
-        <w:bottom w:val="single" w:color="0F4761" w:themeColor="accent1" w:themeShade="BF" w:sz="4" w:space="10"/>
-      </w:pBdr>
-      <w:spacing w:before="360" w:after="360"/>
-      <w:ind w:left="864" w:right="864"/>
-      <w:jc w:val="center"/>
-    </w:pPr>
-    <w:rPr>
-      <w:i/>
-      <w:iCs/>
-      <w:color w:val="0F4761" w:themeColor="accent1" w:themeShade="BF"/>
-    </w:rPr>
-  </w:style>
-  <w:style w:type="character" w:styleId="IntenseQuoteChar" w:customStyle="1">
-    <w:name w:val="Intense Quote Char"/>
-    <w:basedOn w:val="DefaultParagraphFont"/>
-    <w:link w:val="IntenseQuote"/>
-    <w:uiPriority w:val="30"/>
-    <w:rsid w:val="009B09F1"/>
-    <w:rPr>
-      <w:i/>
-      <w:iCs/>
-      <w:color w:val="0F4761" w:themeColor="accent1" w:themeShade="BF"/>
-    </w:rPr>
-  </w:style>
-  <w:style w:type="character" w:styleId="IntenseReference">
-    <w:name w:val="Intense Reference"/>
-    <w:basedOn w:val="DefaultParagraphFont"/>
-    <w:uiPriority w:val="32"/>
-    <w:qFormat/>
-    <w:rsid w:val="009B09F1"/>
-    <w:rPr>
-      <w:b/>
-      <w:bCs/>
-      <w:smallCaps/>
-      <w:color w:val="0F4761" w:themeColor="accent1" w:themeShade="BF"/>
-      <w:spacing w:val="5"/>
-    </w:rPr>
   </w:style>
   <w:style w:type="table" w:styleId="TableGrid">
     <w:name w:val="Table Grid"/>
@@ -1464,195 +1597,97 @@
 </file>
 
 <file path=word/theme/theme1.xml><?xml version="1.0" encoding="utf-8"?>
-<a:theme xmlns:a="http://schemas.openxmlformats.org/drawingml/2006/main" xmlns:thm15="http://schemas.microsoft.com/office/thememl/2012/main" name="Office Theme">
+<a:theme xmlns:a="http://schemas.openxmlformats.org/drawingml/2006/main" xmlns:r="http://schemas.openxmlformats.org/officeDocument/2006/relationships" name="Office Theme">
   <a:themeElements>
     <a:clrScheme name="Office">
       <a:dk1>
-        <a:sysClr val="windowText" lastClr="000000"/>
+        <a:srgbClr val="000000"/>
       </a:dk1>
       <a:lt1>
-        <a:sysClr val="window" lastClr="FFFFFF"/>
+        <a:srgbClr val="ffffff"/>
       </a:lt1>
       <a:dk2>
-        <a:srgbClr val="0E2841"/>
+        <a:srgbClr val="0e2841"/>
       </a:dk2>
       <a:lt2>
-        <a:srgbClr val="E8E8E8"/>
+        <a:srgbClr val="e8e8e8"/>
       </a:lt2>
       <a:accent1>
         <a:srgbClr val="156082"/>
       </a:accent1>
       <a:accent2>
-        <a:srgbClr val="E97132"/>
+        <a:srgbClr val="e97132"/>
       </a:accent2>
       <a:accent3>
-        <a:srgbClr val="196B24"/>
+        <a:srgbClr val="196b24"/>
       </a:accent3>
       <a:accent4>
-        <a:srgbClr val="0F9ED5"/>
+        <a:srgbClr val="0f9ed5"/>
       </a:accent4>
       <a:accent5>
-        <a:srgbClr val="A02B93"/>
+        <a:srgbClr val="a02b93"/>
       </a:accent5>
       <a:accent6>
-        <a:srgbClr val="4EA72E"/>
+        <a:srgbClr val="4ea72e"/>
       </a:accent6>
       <a:hlink>
         <a:srgbClr val="467886"/>
       </a:hlink>
       <a:folHlink>
-        <a:srgbClr val="96607D"/>
+        <a:srgbClr val="96607d"/>
       </a:folHlink>
     </a:clrScheme>
     <a:fontScheme name="Office">
       <a:majorFont>
-        <a:latin typeface="Aptos Display" panose="02110004020202020204"/>
+        <a:latin typeface="Aptos Display" panose="02110004020202020204" pitchFamily="0" charset="1"/>
         <a:ea typeface=""/>
         <a:cs typeface=""/>
-        <a:font script="Jpan" typeface="游ゴシック Light"/>
-        <a:font script="Hang" typeface="맑은 고딕"/>
-        <a:font script="Hans" typeface="等线 Light"/>
-        <a:font script="Hant" typeface="新細明體"/>
-        <a:font script="Arab" typeface="Times New Roman"/>
-        <a:font script="Hebr" typeface="Times New Roman"/>
-        <a:font script="Thai" typeface="Angsana New"/>
-        <a:font script="Ethi" typeface="Nyala"/>
-        <a:font script="Beng" typeface="Vrinda"/>
-        <a:font script="Gujr" typeface="Shruti"/>
-        <a:font script="Khmr" typeface="MoolBoran"/>
-        <a:font script="Knda" typeface="Tunga"/>
-        <a:font script="Guru" typeface="Raavi"/>
-        <a:font script="Cans" typeface="Euphemia"/>
-        <a:font script="Cher" typeface="Plantagenet Cherokee"/>
-        <a:font script="Yiii" typeface="Microsoft Yi Baiti"/>
-        <a:font script="Tibt" typeface="Microsoft Himalaya"/>
-        <a:font script="Thaa" typeface="MV Boli"/>
-        <a:font script="Deva" typeface="Mangal"/>
-        <a:font script="Telu" typeface="Gautami"/>
-        <a:font script="Taml" typeface="Latha"/>
-        <a:font script="Syrc" typeface="Estrangelo Edessa"/>
-        <a:font script="Orya" typeface="Kalinga"/>
-        <a:font script="Mlym" typeface="Kartika"/>
-        <a:font script="Laoo" typeface="DokChampa"/>
-        <a:font script="Sinh" typeface="Iskoola Pota"/>
-        <a:font script="Mong" typeface="Mongolian Baiti"/>
-        <a:font script="Viet" typeface="Times New Roman"/>
-        <a:font script="Uigh" typeface="Microsoft Uighur"/>
-        <a:font script="Geor" typeface="Sylfaen"/>
-        <a:font script="Armn" typeface="Arial"/>
-        <a:font script="Bugi" typeface="Leelawadee UI"/>
-        <a:font script="Bopo" typeface="Microsoft JhengHei"/>
-        <a:font script="Java" typeface="Javanese Text"/>
-        <a:font script="Lisu" typeface="Segoe UI"/>
-        <a:font script="Mymr" typeface="Myanmar Text"/>
-        <a:font script="Nkoo" typeface="Ebrima"/>
-        <a:font script="Olck" typeface="Nirmala UI"/>
-        <a:font script="Osma" typeface="Ebrima"/>
-        <a:font script="Phag" typeface="Phagspa"/>
-        <a:font script="Syrn" typeface="Estrangelo Edessa"/>
-        <a:font script="Syrj" typeface="Estrangelo Edessa"/>
-        <a:font script="Syre" typeface="Estrangelo Edessa"/>
-        <a:font script="Sora" typeface="Nirmala UI"/>
-        <a:font script="Tale" typeface="Microsoft Tai Le"/>
-        <a:font script="Talu" typeface="Microsoft New Tai Lue"/>
-        <a:font script="Tfng" typeface="Ebrima"/>
       </a:majorFont>
       <a:minorFont>
-        <a:latin typeface="Aptos" panose="02110004020202020204"/>
+        <a:latin typeface="Aptos" panose="02110004020202020204" pitchFamily="0" charset="1"/>
         <a:ea typeface=""/>
         <a:cs typeface=""/>
-        <a:font script="Jpan" typeface="游明朝"/>
-        <a:font script="Hang" typeface="맑은 고딕"/>
-        <a:font script="Hans" typeface="等线"/>
-        <a:font script="Hant" typeface="新細明體"/>
-        <a:font script="Arab" typeface="Arial"/>
-        <a:font script="Hebr" typeface="Arial"/>
-        <a:font script="Thai" typeface="Cordia New"/>
-        <a:font script="Ethi" typeface="Nyala"/>
-        <a:font script="Beng" typeface="Vrinda"/>
-        <a:font script="Gujr" typeface="Shruti"/>
-        <a:font script="Khmr" typeface="DaunPenh"/>
-        <a:font script="Knda" typeface="Tunga"/>
-        <a:font script="Guru" typeface="Raavi"/>
-        <a:font script="Cans" typeface="Euphemia"/>
-        <a:font script="Cher" typeface="Plantagenet Cherokee"/>
-        <a:font script="Yiii" typeface="Microsoft Yi Baiti"/>
-        <a:font script="Tibt" typeface="Microsoft Himalaya"/>
-        <a:font script="Thaa" typeface="MV Boli"/>
-        <a:font script="Deva" typeface="Mangal"/>
-        <a:font script="Telu" typeface="Gautami"/>
-        <a:font script="Taml" typeface="Latha"/>
-        <a:font script="Syrc" typeface="Estrangelo Edessa"/>
-        <a:font script="Orya" typeface="Kalinga"/>
-        <a:font script="Mlym" typeface="Kartika"/>
-        <a:font script="Laoo" typeface="DokChampa"/>
-        <a:font script="Sinh" typeface="Iskoola Pota"/>
-        <a:font script="Mong" typeface="Mongolian Baiti"/>
-        <a:font script="Viet" typeface="Arial"/>
-        <a:font script="Uigh" typeface="Microsoft Uighur"/>
-        <a:font script="Geor" typeface="Sylfaen"/>
-        <a:font script="Armn" typeface="Arial"/>
-        <a:font script="Bugi" typeface="Leelawadee UI"/>
-        <a:font script="Bopo" typeface="Microsoft JhengHei"/>
-        <a:font script="Java" typeface="Javanese Text"/>
-        <a:font script="Lisu" typeface="Segoe UI"/>
-        <a:font script="Mymr" typeface="Myanmar Text"/>
-        <a:font script="Nkoo" typeface="Ebrima"/>
-        <a:font script="Olck" typeface="Nirmala UI"/>
-        <a:font script="Osma" typeface="Ebrima"/>
-        <a:font script="Phag" typeface="Phagspa"/>
-        <a:font script="Syrn" typeface="Estrangelo Edessa"/>
-        <a:font script="Syrj" typeface="Estrangelo Edessa"/>
-        <a:font script="Syre" typeface="Estrangelo Edessa"/>
-        <a:font script="Sora" typeface="Nirmala UI"/>
-        <a:font script="Tale" typeface="Microsoft Tai Le"/>
-        <a:font script="Talu" typeface="Microsoft New Tai Lue"/>
-        <a:font script="Tfng" typeface="Ebrima"/>
       </a:minorFont>
     </a:fontScheme>
-    <a:fmtScheme name="Office">
+    <a:fmtScheme>
       <a:fillStyleLst>
         <a:solidFill>
           <a:schemeClr val="phClr"/>
         </a:solidFill>
-        <a:gradFill rotWithShape="1">
+        <a:gradFill>
           <a:gsLst>
             <a:gs pos="0">
               <a:schemeClr val="phClr">
                 <a:lumMod val="110000"/>
-                <a:satMod val="105000"/>
                 <a:tint val="67000"/>
               </a:schemeClr>
             </a:gs>
             <a:gs pos="50000">
               <a:schemeClr val="phClr">
                 <a:lumMod val="105000"/>
-                <a:satMod val="103000"/>
                 <a:tint val="73000"/>
               </a:schemeClr>
             </a:gs>
             <a:gs pos="100000">
               <a:schemeClr val="phClr">
                 <a:lumMod val="105000"/>
-                <a:satMod val="109000"/>
                 <a:tint val="81000"/>
               </a:schemeClr>
             </a:gs>
           </a:gsLst>
           <a:lin ang="5400000" scaled="0"/>
+          <a:tileRect l="0" t="0" r="0" b="0"/>
         </a:gradFill>
-        <a:gradFill rotWithShape="1">
+        <a:gradFill>
           <a:gsLst>
             <a:gs pos="0">
               <a:schemeClr val="phClr">
-                <a:satMod val="103000"/>
                 <a:lumMod val="102000"/>
                 <a:tint val="94000"/>
               </a:schemeClr>
             </a:gs>
             <a:gs pos="50000">
               <a:schemeClr val="phClr">
-                <a:satMod val="110000"/>
                 <a:lumMod val="100000"/>
                 <a:shade val="100000"/>
               </a:schemeClr>
@@ -1660,33 +1695,24 @@
             <a:gs pos="100000">
               <a:schemeClr val="phClr">
                 <a:lumMod val="99000"/>
-                <a:satMod val="120000"/>
                 <a:shade val="78000"/>
               </a:schemeClr>
             </a:gs>
           </a:gsLst>
           <a:lin ang="5400000" scaled="0"/>
+          <a:tileRect l="0" t="0" r="0" b="0"/>
         </a:gradFill>
       </a:fillStyleLst>
       <a:lnStyleLst>
         <a:ln w="12700" cap="flat" cmpd="sng" algn="ctr">
-          <a:solidFill>
-            <a:schemeClr val="phClr"/>
-          </a:solidFill>
           <a:prstDash val="solid"/>
           <a:miter lim="800000"/>
         </a:ln>
         <a:ln w="19050" cap="flat" cmpd="sng" algn="ctr">
-          <a:solidFill>
-            <a:schemeClr val="phClr"/>
-          </a:solidFill>
           <a:prstDash val="solid"/>
           <a:miter lim="800000"/>
         </a:ln>
         <a:ln w="25400" cap="flat" cmpd="sng" algn="ctr">
-          <a:solidFill>
-            <a:schemeClr val="phClr"/>
-          </a:solidFill>
           <a:prstDash val="solid"/>
           <a:miter lim="800000"/>
         </a:ln>
@@ -1699,13 +1725,7 @@
           <a:effectLst/>
         </a:effectStyle>
         <a:effectStyle>
-          <a:effectLst>
-            <a:outerShdw blurRad="57150" dist="19050" dir="5400000" algn="ctr" rotWithShape="0">
-              <a:srgbClr val="000000">
-                <a:alpha val="63000"/>
-              </a:srgbClr>
-            </a:outerShdw>
-          </a:effectLst>
+          <a:effectLst/>
         </a:effectStyle>
       </a:effectStyleLst>
       <a:bgFillStyleLst>
@@ -1715,15 +1735,13 @@
         <a:solidFill>
           <a:schemeClr val="phClr">
             <a:tint val="95000"/>
-            <a:satMod val="170000"/>
           </a:schemeClr>
         </a:solidFill>
-        <a:gradFill rotWithShape="1">
+        <a:gradFill>
           <a:gsLst>
             <a:gs pos="0">
               <a:schemeClr val="phClr">
                 <a:tint val="93000"/>
-                <a:satMod val="150000"/>
                 <a:shade val="98000"/>
                 <a:lumMod val="102000"/>
               </a:schemeClr>
@@ -1731,7 +1749,6 @@
             <a:gs pos="50000">
               <a:schemeClr val="phClr">
                 <a:tint val="98000"/>
-                <a:satMod val="130000"/>
                 <a:shade val="90000"/>
                 <a:lumMod val="103000"/>
               </a:schemeClr>
@@ -1739,52 +1756,27 @@
             <a:gs pos="100000">
               <a:schemeClr val="phClr">
                 <a:shade val="63000"/>
-                <a:satMod val="120000"/>
               </a:schemeClr>
             </a:gs>
           </a:gsLst>
           <a:lin ang="5400000" scaled="0"/>
+          <a:tileRect l="0" t="0" r="0" b="0"/>
         </a:gradFill>
       </a:bgFillStyleLst>
     </a:fmtScheme>
   </a:themeElements>
-  <a:objectDefaults>
-    <a:lnDef>
-      <a:spPr/>
-      <a:bodyPr/>
-      <a:lstStyle/>
-      <a:style>
-        <a:lnRef idx="2">
-          <a:schemeClr val="accent1"/>
-        </a:lnRef>
-        <a:fillRef idx="0">
-          <a:schemeClr val="accent1"/>
-        </a:fillRef>
-        <a:effectRef idx="1">
-          <a:schemeClr val="accent1"/>
-        </a:effectRef>
-        <a:fontRef idx="minor">
-          <a:schemeClr val="tx1"/>
-        </a:fontRef>
-      </a:style>
-    </a:lnDef>
-  </a:objectDefaults>
-  <a:extraClrSchemeLst/>
-  <a:extLst>
-    <a:ext uri="{05A4C25C-085E-4340-85A3-A5531E510DB2}">
-      <thm15:themeFamily xmlns:thm15="http://schemas.microsoft.com/office/thememl/2012/main" name="Office Theme" id="{2E142A2C-CD16-42D6-873A-C26D2A0506FA}" vid="{1BDDFF52-6CD6-40A5-AB3C-68EB2F1E4D0A}"/>
-    </a:ext>
-  </a:extLst>
 </a:theme>
 </file>
 
 <file path=customXml/item1.xml><?xml version="1.0" encoding="utf-8"?>
-<?mso-contentType ?>
-<FormTemplates xmlns="http://schemas.microsoft.com/sharepoint/v3/contenttype/forms">
-  <Display>DocumentLibraryForm</Display>
-  <Edit>DocumentLibraryForm</Edit>
-  <New>DocumentLibraryForm</New>
-</FormTemplates>
+<p:properties xmlns:p="http://schemas.microsoft.com/office/2006/metadata/properties" xmlns:xsi="http://www.w3.org/2001/XMLSchema-instance" xmlns:pc="http://schemas.microsoft.com/office/infopath/2007/PartnerControls">
+  <documentManagement>
+    <TaxCatchAll xmlns="2595f015-2f22-494f-9b3c-8a4036cde26d" xsi:nil="true"/>
+    <lcf76f155ced4ddcb4097134ff3c332f xmlns="c0216e93-ed85-499d-afc8-42f3c08d2a35">
+      <Terms xmlns="http://schemas.microsoft.com/office/infopath/2007/PartnerControls"/>
+    </lcf76f155ced4ddcb4097134ff3c332f>
+  </documentManagement>
+</p:properties>
 </file>
 
 <file path=customXml/item2.xml><?xml version="1.0" encoding="utf-8"?>
@@ -1995,20 +1987,21 @@
 </file>
 
 <file path=customXml/item3.xml><?xml version="1.0" encoding="utf-8"?>
-<p:properties xmlns:p="http://schemas.microsoft.com/office/2006/metadata/properties" xmlns:xsi="http://www.w3.org/2001/XMLSchema-instance" xmlns:pc="http://schemas.microsoft.com/office/infopath/2007/PartnerControls">
-  <documentManagement>
-    <TaxCatchAll xmlns="2595f015-2f22-494f-9b3c-8a4036cde26d" xsi:nil="true"/>
-    <lcf76f155ced4ddcb4097134ff3c332f xmlns="c0216e93-ed85-499d-afc8-42f3c08d2a35">
-      <Terms xmlns="http://schemas.microsoft.com/office/infopath/2007/PartnerControls"/>
-    </lcf76f155ced4ddcb4097134ff3c332f>
-  </documentManagement>
-</p:properties>
+<?mso-contentType ?>
+<FormTemplates xmlns="http://schemas.microsoft.com/sharepoint/v3/contenttype/forms">
+  <Display>DocumentLibraryForm</Display>
+  <Edit>DocumentLibraryForm</Edit>
+  <New>DocumentLibraryForm</New>
+</FormTemplates>
 </file>
 
 <file path=customXml/itemProps1.xml><?xml version="1.0" encoding="utf-8"?>
-<ds:datastoreItem xmlns:ds="http://schemas.openxmlformats.org/officeDocument/2006/customXml" ds:itemID="{16E8B043-740A-4BAF-AD90-71C18FF72B5E}">
+<ds:datastoreItem xmlns:ds="http://schemas.openxmlformats.org/officeDocument/2006/customXml" ds:itemID="{8E7A6E6C-AF7C-4945-A4DE-175B82D87C1A}">
   <ds:schemaRefs>
-    <ds:schemaRef ds:uri="http://schemas.microsoft.com/sharepoint/v3/contenttype/forms"/>
+    <ds:schemaRef ds:uri="http://schemas.microsoft.com/office/2006/metadata/properties"/>
+    <ds:schemaRef ds:uri="http://schemas.microsoft.com/office/infopath/2007/PartnerControls"/>
+    <ds:schemaRef ds:uri="2595f015-2f22-494f-9b3c-8a4036cde26d"/>
+    <ds:schemaRef ds:uri="c0216e93-ed85-499d-afc8-42f3c08d2a35"/>
   </ds:schemaRefs>
 </ds:datastoreItem>
 </file>
@@ -2033,12 +2026,9 @@
 </file>
 
 <file path=customXml/itemProps3.xml><?xml version="1.0" encoding="utf-8"?>
-<ds:datastoreItem xmlns:ds="http://schemas.openxmlformats.org/officeDocument/2006/customXml" ds:itemID="{8E7A6E6C-AF7C-4945-A4DE-175B82D87C1A}">
+<ds:datastoreItem xmlns:ds="http://schemas.openxmlformats.org/officeDocument/2006/customXml" ds:itemID="{16E8B043-740A-4BAF-AD90-71C18FF72B5E}">
   <ds:schemaRefs>
-    <ds:schemaRef ds:uri="http://schemas.microsoft.com/office/2006/metadata/properties"/>
-    <ds:schemaRef ds:uri="http://schemas.microsoft.com/office/infopath/2007/PartnerControls"/>
-    <ds:schemaRef ds:uri="2595f015-2f22-494f-9b3c-8a4036cde26d"/>
-    <ds:schemaRef ds:uri="c0216e93-ed85-499d-afc8-42f3c08d2a35"/>
+    <ds:schemaRef ds:uri="http://schemas.microsoft.com/sharepoint/v3/contenttype/forms"/>
   </ds:schemaRefs>
 </ds:datastoreItem>
 </file>